--- a/LS/Здоровый сон.docx
+++ b/LS/Здоровый сон.docx
@@ -1074,6 +1074,24 @@
                 <w:rFonts w:ascii="Times New Roman" w:eastAsia="Times New Roman" w:hAnsi="Times New Roman" w:cs="Times New Roman"/>
               </w:rPr>
             </w:pPr>
+            <w:r>
+              <w:rPr>
+                <w:rFonts w:ascii="Times New Roman" w:eastAsia="Times New Roman" w:hAnsi="Times New Roman" w:cs="Times New Roman"/>
+              </w:rPr>
+              <w:t>8:20</w:t>
+            </w:r>
+            <w:r>
+              <w:rPr>
+                <w:rFonts w:ascii="Cambria Math" w:eastAsia="Times New Roman" w:hAnsi="Cambria Math" w:cs="Times New Roman"/>
+              </w:rPr>
+              <w:t>±</w:t>
+            </w:r>
+            <w:r>
+              <w:rPr>
+                <w:rFonts w:ascii="Times New Roman" w:eastAsia="Times New Roman" w:hAnsi="Times New Roman" w:cs="Times New Roman"/>
+              </w:rPr>
+              <w:t>0:05</w:t>
+            </w:r>
           </w:p>
         </w:tc>
         <w:tc>
@@ -1310,6 +1328,24 @@
                 <w:rFonts w:ascii="Times New Roman" w:eastAsia="Times New Roman" w:hAnsi="Times New Roman" w:cs="Times New Roman"/>
               </w:rPr>
             </w:pPr>
+            <w:r>
+              <w:rPr>
+                <w:rFonts w:ascii="Times New Roman" w:eastAsia="Times New Roman" w:hAnsi="Times New Roman" w:cs="Times New Roman"/>
+              </w:rPr>
+              <w:t>23:20</w:t>
+            </w:r>
+            <w:r>
+              <w:rPr>
+                <w:rFonts w:ascii="Cambria Math" w:eastAsia="Times New Roman" w:hAnsi="Cambria Math" w:cs="Times New Roman"/>
+              </w:rPr>
+              <w:t>±</w:t>
+            </w:r>
+            <w:r>
+              <w:rPr>
+                <w:rFonts w:ascii="Times New Roman" w:eastAsia="Times New Roman" w:hAnsi="Times New Roman" w:cs="Times New Roman"/>
+              </w:rPr>
+              <w:t>0:10</w:t>
+            </w:r>
           </w:p>
         </w:tc>
         <w:tc>
@@ -1533,17 +1569,23 @@
               <w:bottom w:val="single" w:sz="6" w:space="0" w:color="000000"/>
               <w:right w:val="single" w:sz="6" w:space="0" w:color="000000"/>
             </w:tcBorders>
-            <w:shd w:val="clear" w:color="auto" w:fill="auto"/>
-            <w:vAlign w:val="center"/>
-          </w:tcPr>
-          <w:p>
-            <w:pPr>
-              <w:spacing w:after="0" w:line="240" w:lineRule="auto"/>
-              <w:jc w:val="center"/>
-              <w:rPr>
-                <w:rFonts w:ascii="Times New Roman" w:eastAsia="Times New Roman" w:hAnsi="Times New Roman" w:cs="Times New Roman"/>
-              </w:rPr>
-            </w:pPr>
+            <w:shd w:val="clear" w:color="auto" w:fill="00B050"/>
+            <w:vAlign w:val="center"/>
+          </w:tcPr>
+          <w:p>
+            <w:pPr>
+              <w:spacing w:after="0" w:line="240" w:lineRule="auto"/>
+              <w:jc w:val="center"/>
+              <w:rPr>
+                <w:rFonts w:ascii="Times New Roman" w:eastAsia="Times New Roman" w:hAnsi="Times New Roman" w:cs="Times New Roman"/>
+              </w:rPr>
+            </w:pPr>
+            <w:r>
+              <w:rPr>
+                <w:rFonts w:ascii="Times New Roman" w:eastAsia="Times New Roman" w:hAnsi="Times New Roman" w:cs="Times New Roman"/>
+              </w:rPr>
+              <w:t>+</w:t>
+            </w:r>
           </w:p>
         </w:tc>
         <w:tc>
@@ -2149,6 +2191,12 @@
                 <w:rFonts w:ascii="Times New Roman" w:eastAsia="Times New Roman" w:hAnsi="Times New Roman" w:cs="Times New Roman"/>
               </w:rPr>
             </w:pPr>
+            <w:r>
+              <w:rPr>
+                <w:rFonts w:ascii="Times New Roman" w:eastAsia="Times New Roman" w:hAnsi="Times New Roman" w:cs="Times New Roman"/>
+              </w:rPr>
+              <w:t>0</w:t>
+            </w:r>
           </w:p>
         </w:tc>
         <w:tc>
@@ -2347,6 +2395,12 @@
                 <w:rFonts w:ascii="Times New Roman" w:eastAsia="Times New Roman" w:hAnsi="Times New Roman" w:cs="Times New Roman"/>
               </w:rPr>
             </w:pPr>
+            <w:r>
+              <w:rPr>
+                <w:rFonts w:ascii="Times New Roman" w:eastAsia="Times New Roman" w:hAnsi="Times New Roman" w:cs="Times New Roman"/>
+              </w:rPr>
+              <w:t>0</w:t>
+            </w:r>
           </w:p>
         </w:tc>
         <w:tc>
@@ -2588,6 +2642,37 @@
                 <w:rFonts w:ascii="Times New Roman" w:eastAsia="Times New Roman" w:hAnsi="Times New Roman" w:cs="Times New Roman"/>
               </w:rPr>
             </w:pPr>
+            <w:r>
+              <w:rPr>
+                <w:rFonts w:ascii="Times New Roman" w:eastAsia="Times New Roman" w:hAnsi="Times New Roman" w:cs="Times New Roman"/>
+              </w:rPr>
+              <w:t>9</w:t>
+            </w:r>
+            <w:r>
+              <w:rPr>
+                <w:rFonts w:ascii="Times New Roman" w:eastAsia="Times New Roman" w:hAnsi="Times New Roman" w:cs="Times New Roman"/>
+                <w:lang w:val="en-US"/>
+              </w:rPr>
+              <w:t>:</w:t>
+            </w:r>
+            <w:r>
+              <w:rPr>
+                <w:rFonts w:ascii="Times New Roman" w:eastAsia="Times New Roman" w:hAnsi="Times New Roman" w:cs="Times New Roman"/>
+              </w:rPr>
+              <w:t>00</w:t>
+            </w:r>
+            <w:r>
+              <w:rPr>
+                <w:rFonts w:ascii="Cambria Math" w:eastAsia="Times New Roman" w:hAnsi="Cambria Math" w:cs="Times New Roman"/>
+              </w:rPr>
+              <w:t>±</w:t>
+            </w:r>
+            <w:r>
+              <w:rPr>
+                <w:rFonts w:ascii="Times New Roman" w:eastAsia="Times New Roman" w:hAnsi="Times New Roman" w:cs="Times New Roman"/>
+              </w:rPr>
+              <w:t>0:15</w:t>
+            </w:r>
           </w:p>
         </w:tc>
         <w:tc>
@@ -2789,6 +2874,12 @@
                 <w:rFonts w:ascii="Times New Roman" w:eastAsia="Times New Roman" w:hAnsi="Times New Roman" w:cs="Times New Roman"/>
               </w:rPr>
             </w:pPr>
+            <w:r>
+              <w:rPr>
+                <w:rFonts w:ascii="Times New Roman" w:eastAsia="Times New Roman" w:hAnsi="Times New Roman" w:cs="Times New Roman"/>
+              </w:rPr>
+              <w:t>Свет из окна</w:t>
+            </w:r>
           </w:p>
         </w:tc>
         <w:tc>
@@ -2999,17 +3090,23 @@
               <w:bottom w:val="single" w:sz="6" w:space="0" w:color="000000"/>
               <w:right w:val="single" w:sz="6" w:space="0" w:color="000000"/>
             </w:tcBorders>
-            <w:shd w:val="clear" w:color="auto" w:fill="auto"/>
-            <w:vAlign w:val="center"/>
-          </w:tcPr>
-          <w:p>
-            <w:pPr>
-              <w:spacing w:after="0" w:line="240" w:lineRule="auto"/>
-              <w:jc w:val="center"/>
-              <w:rPr>
-                <w:rFonts w:ascii="Times New Roman" w:eastAsia="Times New Roman" w:hAnsi="Times New Roman" w:cs="Times New Roman"/>
-              </w:rPr>
-            </w:pPr>
+            <w:shd w:val="clear" w:color="auto" w:fill="00B050"/>
+            <w:vAlign w:val="center"/>
+          </w:tcPr>
+          <w:p>
+            <w:pPr>
+              <w:spacing w:after="0" w:line="240" w:lineRule="auto"/>
+              <w:jc w:val="center"/>
+              <w:rPr>
+                <w:rFonts w:ascii="Times New Roman" w:eastAsia="Times New Roman" w:hAnsi="Times New Roman" w:cs="Times New Roman"/>
+              </w:rPr>
+            </w:pPr>
+            <w:r>
+              <w:rPr>
+                <w:rFonts w:ascii="Times New Roman" w:eastAsia="Times New Roman" w:hAnsi="Times New Roman" w:cs="Times New Roman"/>
+              </w:rPr>
+              <w:t>+</w:t>
+            </w:r>
           </w:p>
         </w:tc>
         <w:tc>
@@ -3594,6 +3691,12 @@
                 <w:rFonts w:ascii="Times New Roman" w:eastAsia="Times New Roman" w:hAnsi="Times New Roman" w:cs="Times New Roman"/>
               </w:rPr>
             </w:pPr>
+            <w:r>
+              <w:rPr>
+                <w:rFonts w:ascii="Times New Roman" w:eastAsia="Times New Roman" w:hAnsi="Times New Roman" w:cs="Times New Roman"/>
+              </w:rPr>
+              <w:t>нет</w:t>
+            </w:r>
           </w:p>
         </w:tc>
         <w:tc>
@@ -4199,6 +4302,12 @@
                 <w:rFonts w:ascii="Times New Roman" w:eastAsia="Times New Roman" w:hAnsi="Times New Roman" w:cs="Times New Roman"/>
               </w:rPr>
             </w:pPr>
+            <w:r>
+              <w:rPr>
+                <w:rFonts w:ascii="Times New Roman" w:eastAsia="Times New Roman" w:hAnsi="Times New Roman" w:cs="Times New Roman"/>
+              </w:rPr>
+              <w:t>Чай (вечером)</w:t>
+            </w:r>
           </w:p>
         </w:tc>
         <w:tc>
@@ -4410,6 +4519,12 @@
                 <w:rFonts w:ascii="Times New Roman" w:eastAsia="Times New Roman" w:hAnsi="Times New Roman" w:cs="Times New Roman"/>
               </w:rPr>
             </w:pPr>
+            <w:r>
+              <w:rPr>
+                <w:rFonts w:ascii="Times New Roman" w:eastAsia="Times New Roman" w:hAnsi="Times New Roman" w:cs="Times New Roman"/>
+              </w:rPr>
+              <w:t>нет</w:t>
+            </w:r>
           </w:p>
         </w:tc>
         <w:tc>
@@ -4609,6 +4724,12 @@
                 <w:rFonts w:ascii="Times New Roman" w:eastAsia="Times New Roman" w:hAnsi="Times New Roman" w:cs="Times New Roman"/>
               </w:rPr>
             </w:pPr>
+            <w:r>
+              <w:rPr>
+                <w:rFonts w:ascii="Times New Roman" w:eastAsia="Times New Roman" w:hAnsi="Times New Roman" w:cs="Times New Roman"/>
+              </w:rPr>
+              <w:t>нет</w:t>
+            </w:r>
           </w:p>
         </w:tc>
         <w:tc>
@@ -4808,6 +4929,12 @@
                 <w:rFonts w:ascii="Times New Roman" w:eastAsia="Times New Roman" w:hAnsi="Times New Roman" w:cs="Times New Roman"/>
               </w:rPr>
             </w:pPr>
+            <w:r>
+              <w:rPr>
+                <w:rFonts w:ascii="Times New Roman" w:eastAsia="Times New Roman" w:hAnsi="Times New Roman" w:cs="Times New Roman"/>
+              </w:rPr>
+              <w:t>нет</w:t>
+            </w:r>
           </w:p>
         </w:tc>
         <w:tc>
@@ -4984,30 +5111,36 @@
               <w:rPr>
                 <w:rFonts w:ascii="Times New Roman" w:eastAsia="Times New Roman" w:hAnsi="Times New Roman" w:cs="Times New Roman"/>
               </w:rPr>
-              <w:t>2</w:t>
-            </w:r>
-          </w:p>
-        </w:tc>
-        <w:tc>
-          <w:tcPr>
-            <w:tcW w:w="1590" w:type="dxa"/>
-            <w:tcBorders>
-              <w:top w:val="single" w:sz="6" w:space="0" w:color="000000"/>
-              <w:left w:val="single" w:sz="6" w:space="0" w:color="000000"/>
-              <w:bottom w:val="single" w:sz="6" w:space="0" w:color="000000"/>
-              <w:right w:val="single" w:sz="6" w:space="0" w:color="000000"/>
-            </w:tcBorders>
-            <w:shd w:val="clear" w:color="auto" w:fill="auto"/>
-            <w:vAlign w:val="center"/>
-          </w:tcPr>
-          <w:p>
-            <w:pPr>
-              <w:spacing w:after="0" w:line="240" w:lineRule="auto"/>
-              <w:jc w:val="center"/>
-              <w:rPr>
-                <w:rFonts w:ascii="Times New Roman" w:eastAsia="Times New Roman" w:hAnsi="Times New Roman" w:cs="Times New Roman"/>
-              </w:rPr>
-            </w:pPr>
+              <w:t>3</w:t>
+            </w:r>
+          </w:p>
+        </w:tc>
+        <w:tc>
+          <w:tcPr>
+            <w:tcW w:w="1590" w:type="dxa"/>
+            <w:tcBorders>
+              <w:top w:val="single" w:sz="6" w:space="0" w:color="000000"/>
+              <w:left w:val="single" w:sz="6" w:space="0" w:color="000000"/>
+              <w:bottom w:val="single" w:sz="6" w:space="0" w:color="000000"/>
+              <w:right w:val="single" w:sz="6" w:space="0" w:color="000000"/>
+            </w:tcBorders>
+            <w:shd w:val="clear" w:color="auto" w:fill="auto"/>
+            <w:vAlign w:val="center"/>
+          </w:tcPr>
+          <w:p>
+            <w:pPr>
+              <w:spacing w:after="0" w:line="240" w:lineRule="auto"/>
+              <w:jc w:val="center"/>
+              <w:rPr>
+                <w:rFonts w:ascii="Times New Roman" w:eastAsia="Times New Roman" w:hAnsi="Times New Roman" w:cs="Times New Roman"/>
+              </w:rPr>
+            </w:pPr>
+            <w:r>
+              <w:rPr>
+                <w:rFonts w:ascii="Times New Roman" w:eastAsia="Times New Roman" w:hAnsi="Times New Roman" w:cs="Times New Roman"/>
+              </w:rPr>
+              <w:t>1</w:t>
+            </w:r>
           </w:p>
         </w:tc>
         <w:tc>
@@ -5224,17 +5357,23 @@
               <w:bottom w:val="single" w:sz="6" w:space="0" w:color="000000"/>
               <w:right w:val="single" w:sz="6" w:space="0" w:color="000000"/>
             </w:tcBorders>
-            <w:shd w:val="clear" w:color="auto" w:fill="auto"/>
-            <w:vAlign w:val="center"/>
-          </w:tcPr>
-          <w:p>
-            <w:pPr>
-              <w:spacing w:after="0" w:line="240" w:lineRule="auto"/>
-              <w:jc w:val="center"/>
-              <w:rPr>
-                <w:rFonts w:ascii="Times New Roman" w:eastAsia="Times New Roman" w:hAnsi="Times New Roman" w:cs="Times New Roman"/>
-              </w:rPr>
-            </w:pPr>
+            <w:shd w:val="clear" w:color="auto" w:fill="00B050"/>
+            <w:vAlign w:val="center"/>
+          </w:tcPr>
+          <w:p>
+            <w:pPr>
+              <w:spacing w:after="0" w:line="240" w:lineRule="auto"/>
+              <w:jc w:val="center"/>
+              <w:rPr>
+                <w:rFonts w:ascii="Times New Roman" w:eastAsia="Times New Roman" w:hAnsi="Times New Roman" w:cs="Times New Roman"/>
+              </w:rPr>
+            </w:pPr>
+            <w:r>
+              <w:rPr>
+                <w:rFonts w:ascii="Times New Roman" w:eastAsia="Times New Roman" w:hAnsi="Times New Roman" w:cs="Times New Roman"/>
+              </w:rPr>
+              <w:t>+</w:t>
+            </w:r>
           </w:p>
         </w:tc>
         <w:tc>
@@ -6036,6 +6175,12 @@
                 <w:rFonts w:ascii="Times New Roman" w:eastAsia="Times New Roman" w:hAnsi="Times New Roman" w:cs="Times New Roman"/>
               </w:rPr>
             </w:pPr>
+            <w:r>
+              <w:rPr>
+                <w:rFonts w:ascii="Times New Roman" w:eastAsia="Times New Roman" w:hAnsi="Times New Roman" w:cs="Times New Roman"/>
+              </w:rPr>
+              <w:t>чай</w:t>
+            </w:r>
           </w:p>
         </w:tc>
         <w:tc>
@@ -6239,6 +6384,12 @@
                 <w:rFonts w:ascii="Times New Roman" w:eastAsia="Times New Roman" w:hAnsi="Times New Roman" w:cs="Times New Roman"/>
               </w:rPr>
             </w:pPr>
+            <w:r>
+              <w:rPr>
+                <w:rFonts w:ascii="Times New Roman" w:eastAsia="Times New Roman" w:hAnsi="Times New Roman" w:cs="Times New Roman"/>
+              </w:rPr>
+              <w:t>нет</w:t>
+            </w:r>
           </w:p>
         </w:tc>
         <w:tc>
@@ -6649,30 +6800,36 @@
               <w:rPr>
                 <w:rFonts w:ascii="Times New Roman" w:eastAsia="Times New Roman" w:hAnsi="Times New Roman" w:cs="Times New Roman"/>
               </w:rPr>
-              <w:t>Использование ноутбука и телефона, душ</w:t>
-            </w:r>
-          </w:p>
-        </w:tc>
-        <w:tc>
-          <w:tcPr>
-            <w:tcW w:w="1590" w:type="dxa"/>
-            <w:tcBorders>
-              <w:top w:val="single" w:sz="6" w:space="0" w:color="000000"/>
-              <w:left w:val="single" w:sz="6" w:space="0" w:color="000000"/>
-              <w:bottom w:val="single" w:sz="6" w:space="0" w:color="000000"/>
-              <w:right w:val="single" w:sz="6" w:space="0" w:color="000000"/>
-            </w:tcBorders>
-            <w:shd w:val="clear" w:color="auto" w:fill="auto"/>
-            <w:vAlign w:val="center"/>
-          </w:tcPr>
-          <w:p>
-            <w:pPr>
-              <w:spacing w:after="0" w:line="240" w:lineRule="auto"/>
-              <w:jc w:val="center"/>
-              <w:rPr>
-                <w:rFonts w:ascii="Times New Roman" w:eastAsia="Times New Roman" w:hAnsi="Times New Roman" w:cs="Times New Roman"/>
-              </w:rPr>
-            </w:pPr>
+              <w:t>Использование ноутбука и телефона</w:t>
+            </w:r>
+          </w:p>
+        </w:tc>
+        <w:tc>
+          <w:tcPr>
+            <w:tcW w:w="1590" w:type="dxa"/>
+            <w:tcBorders>
+              <w:top w:val="single" w:sz="6" w:space="0" w:color="000000"/>
+              <w:left w:val="single" w:sz="6" w:space="0" w:color="000000"/>
+              <w:bottom w:val="single" w:sz="6" w:space="0" w:color="000000"/>
+              <w:right w:val="single" w:sz="6" w:space="0" w:color="000000"/>
+            </w:tcBorders>
+            <w:shd w:val="clear" w:color="auto" w:fill="auto"/>
+            <w:vAlign w:val="center"/>
+          </w:tcPr>
+          <w:p>
+            <w:pPr>
+              <w:spacing w:after="0" w:line="240" w:lineRule="auto"/>
+              <w:jc w:val="center"/>
+              <w:rPr>
+                <w:rFonts w:ascii="Times New Roman" w:eastAsia="Times New Roman" w:hAnsi="Times New Roman" w:cs="Times New Roman"/>
+              </w:rPr>
+            </w:pPr>
+            <w:r>
+              <w:rPr>
+                <w:rFonts w:ascii="Times New Roman" w:eastAsia="Times New Roman" w:hAnsi="Times New Roman" w:cs="Times New Roman"/>
+              </w:rPr>
+              <w:t>Использование ноутбука и телефона</w:t>
+            </w:r>
           </w:p>
         </w:tc>
         <w:tc>

--- a/LS/Здоровый сон.docx
+++ b/LS/Здоровый сон.docx
@@ -257,16 +257,14 @@
         </w:rPr>
         <w:t xml:space="preserve">Факультет: </w:t>
       </w:r>
-      <w:proofErr w:type="spellStart"/>
       <w:r>
         <w:rPr>
           <w:rFonts w:ascii="Times New Roman" w:eastAsia="Times New Roman" w:hAnsi="Times New Roman" w:cs="Times New Roman"/>
           <w:sz w:val="24"/>
           <w:szCs w:val="24"/>
         </w:rPr>
-        <w:t>ФПиН</w:t>
+        <w:t>Прикладной Информатики</w:t>
       </w:r>
-      <w:proofErr w:type="spellEnd"/>
     </w:p>
     <w:p>
       <w:pPr>
@@ -1114,6 +1112,24 @@
                 <w:rFonts w:ascii="Times New Roman" w:eastAsia="Times New Roman" w:hAnsi="Times New Roman" w:cs="Times New Roman"/>
               </w:rPr>
             </w:pPr>
+            <w:r>
+              <w:rPr>
+                <w:rFonts w:ascii="Times New Roman" w:eastAsia="Times New Roman" w:hAnsi="Times New Roman" w:cs="Times New Roman"/>
+              </w:rPr>
+              <w:t>7:55</w:t>
+            </w:r>
+            <w:r>
+              <w:rPr>
+                <w:rFonts w:ascii="Cambria Math" w:eastAsia="Times New Roman" w:hAnsi="Cambria Math" w:cs="Times New Roman"/>
+              </w:rPr>
+              <w:t>±</w:t>
+            </w:r>
+            <w:r>
+              <w:rPr>
+                <w:rFonts w:ascii="Times New Roman" w:eastAsia="Times New Roman" w:hAnsi="Times New Roman" w:cs="Times New Roman"/>
+              </w:rPr>
+              <w:t>0:05</w:t>
+            </w:r>
           </w:p>
         </w:tc>
         <w:tc>
@@ -1136,6 +1152,24 @@
                 <w:rFonts w:ascii="Times New Roman" w:eastAsia="Times New Roman" w:hAnsi="Times New Roman" w:cs="Times New Roman"/>
               </w:rPr>
             </w:pPr>
+            <w:r>
+              <w:rPr>
+                <w:rFonts w:ascii="Times New Roman" w:eastAsia="Times New Roman" w:hAnsi="Times New Roman" w:cs="Times New Roman"/>
+              </w:rPr>
+              <w:t>12:00</w:t>
+            </w:r>
+            <w:r>
+              <w:rPr>
+                <w:rFonts w:ascii="Cambria Math" w:eastAsia="Times New Roman" w:hAnsi="Cambria Math" w:cs="Times New Roman"/>
+              </w:rPr>
+              <w:t>±</w:t>
+            </w:r>
+            <w:r>
+              <w:rPr>
+                <w:rFonts w:ascii="Times New Roman" w:eastAsia="Times New Roman" w:hAnsi="Times New Roman" w:cs="Times New Roman"/>
+              </w:rPr>
+              <w:t>0:05</w:t>
+            </w:r>
           </w:p>
         </w:tc>
         <w:tc>
@@ -1158,6 +1192,24 @@
                 <w:rFonts w:ascii="Times New Roman" w:eastAsia="Times New Roman" w:hAnsi="Times New Roman" w:cs="Times New Roman"/>
               </w:rPr>
             </w:pPr>
+            <w:r>
+              <w:rPr>
+                <w:rFonts w:ascii="Times New Roman" w:eastAsia="Times New Roman" w:hAnsi="Times New Roman" w:cs="Times New Roman"/>
+              </w:rPr>
+              <w:t>6:50</w:t>
+            </w:r>
+            <w:r>
+              <w:rPr>
+                <w:rFonts w:ascii="Cambria Math" w:eastAsia="Times New Roman" w:hAnsi="Cambria Math" w:cs="Times New Roman"/>
+              </w:rPr>
+              <w:t>±</w:t>
+            </w:r>
+            <w:r>
+              <w:rPr>
+                <w:rFonts w:ascii="Times New Roman" w:eastAsia="Times New Roman" w:hAnsi="Times New Roman" w:cs="Times New Roman"/>
+              </w:rPr>
+              <w:t>0:05</w:t>
+            </w:r>
           </w:p>
         </w:tc>
         <w:tc>
@@ -1180,6 +1232,24 @@
                 <w:rFonts w:ascii="Times New Roman" w:eastAsia="Times New Roman" w:hAnsi="Times New Roman" w:cs="Times New Roman"/>
               </w:rPr>
             </w:pPr>
+            <w:r>
+              <w:rPr>
+                <w:rFonts w:ascii="Times New Roman" w:eastAsia="Times New Roman" w:hAnsi="Times New Roman" w:cs="Times New Roman"/>
+              </w:rPr>
+              <w:t>12:00</w:t>
+            </w:r>
+            <w:r>
+              <w:rPr>
+                <w:rFonts w:ascii="Cambria Math" w:eastAsia="Times New Roman" w:hAnsi="Cambria Math" w:cs="Times New Roman"/>
+              </w:rPr>
+              <w:t>±</w:t>
+            </w:r>
+            <w:r>
+              <w:rPr>
+                <w:rFonts w:ascii="Times New Roman" w:eastAsia="Times New Roman" w:hAnsi="Times New Roman" w:cs="Times New Roman"/>
+              </w:rPr>
+              <w:t>0:05</w:t>
+            </w:r>
           </w:p>
         </w:tc>
       </w:tr>
@@ -1368,6 +1438,24 @@
                 <w:rFonts w:ascii="Times New Roman" w:eastAsia="Times New Roman" w:hAnsi="Times New Roman" w:cs="Times New Roman"/>
               </w:rPr>
             </w:pPr>
+            <w:r>
+              <w:rPr>
+                <w:rFonts w:ascii="Times New Roman" w:eastAsia="Times New Roman" w:hAnsi="Times New Roman" w:cs="Times New Roman"/>
+              </w:rPr>
+              <w:t>1:50</w:t>
+            </w:r>
+            <w:r>
+              <w:rPr>
+                <w:rFonts w:ascii="Cambria Math" w:eastAsia="Times New Roman" w:hAnsi="Cambria Math" w:cs="Times New Roman"/>
+              </w:rPr>
+              <w:t>±</w:t>
+            </w:r>
+            <w:r>
+              <w:rPr>
+                <w:rFonts w:ascii="Times New Roman" w:eastAsia="Times New Roman" w:hAnsi="Times New Roman" w:cs="Times New Roman"/>
+              </w:rPr>
+              <w:t>0:10</w:t>
+            </w:r>
           </w:p>
         </w:tc>
         <w:tc>
@@ -1390,6 +1478,24 @@
                 <w:rFonts w:ascii="Times New Roman" w:eastAsia="Times New Roman" w:hAnsi="Times New Roman" w:cs="Times New Roman"/>
               </w:rPr>
             </w:pPr>
+            <w:r>
+              <w:rPr>
+                <w:rFonts w:ascii="Times New Roman" w:eastAsia="Times New Roman" w:hAnsi="Times New Roman" w:cs="Times New Roman"/>
+              </w:rPr>
+              <w:t>3:00</w:t>
+            </w:r>
+            <w:r>
+              <w:rPr>
+                <w:rFonts w:ascii="Cambria Math" w:eastAsia="Times New Roman" w:hAnsi="Cambria Math" w:cs="Times New Roman"/>
+              </w:rPr>
+              <w:t>±</w:t>
+            </w:r>
+            <w:r>
+              <w:rPr>
+                <w:rFonts w:ascii="Times New Roman" w:eastAsia="Times New Roman" w:hAnsi="Times New Roman" w:cs="Times New Roman"/>
+              </w:rPr>
+              <w:t>0:10</w:t>
+            </w:r>
           </w:p>
         </w:tc>
         <w:tc>
@@ -1412,6 +1518,24 @@
                 <w:rFonts w:ascii="Times New Roman" w:eastAsia="Times New Roman" w:hAnsi="Times New Roman" w:cs="Times New Roman"/>
               </w:rPr>
             </w:pPr>
+            <w:r>
+              <w:rPr>
+                <w:rFonts w:ascii="Times New Roman" w:eastAsia="Times New Roman" w:hAnsi="Times New Roman" w:cs="Times New Roman"/>
+              </w:rPr>
+              <w:t>1:50</w:t>
+            </w:r>
+            <w:r>
+              <w:rPr>
+                <w:rFonts w:ascii="Cambria Math" w:eastAsia="Times New Roman" w:hAnsi="Cambria Math" w:cs="Times New Roman"/>
+              </w:rPr>
+              <w:t>±</w:t>
+            </w:r>
+            <w:r>
+              <w:rPr>
+                <w:rFonts w:ascii="Times New Roman" w:eastAsia="Times New Roman" w:hAnsi="Times New Roman" w:cs="Times New Roman"/>
+              </w:rPr>
+              <w:t>0:10</w:t>
+            </w:r>
           </w:p>
         </w:tc>
         <w:tc>
@@ -1434,6 +1558,24 @@
                 <w:rFonts w:ascii="Times New Roman" w:eastAsia="Times New Roman" w:hAnsi="Times New Roman" w:cs="Times New Roman"/>
               </w:rPr>
             </w:pPr>
+            <w:r>
+              <w:rPr>
+                <w:rFonts w:ascii="Times New Roman" w:eastAsia="Times New Roman" w:hAnsi="Times New Roman" w:cs="Times New Roman"/>
+              </w:rPr>
+              <w:t>4:00</w:t>
+            </w:r>
+            <w:r>
+              <w:rPr>
+                <w:rFonts w:ascii="Cambria Math" w:eastAsia="Times New Roman" w:hAnsi="Cambria Math" w:cs="Times New Roman"/>
+              </w:rPr>
+              <w:t>±</w:t>
+            </w:r>
+            <w:r>
+              <w:rPr>
+                <w:rFonts w:ascii="Times New Roman" w:eastAsia="Times New Roman" w:hAnsi="Times New Roman" w:cs="Times New Roman"/>
+              </w:rPr>
+              <w:t>0:10</w:t>
+            </w:r>
           </w:p>
         </w:tc>
       </w:tr>
@@ -1597,17 +1739,23 @@
               <w:bottom w:val="single" w:sz="6" w:space="0" w:color="000000"/>
               <w:right w:val="single" w:sz="6" w:space="0" w:color="000000"/>
             </w:tcBorders>
-            <w:shd w:val="clear" w:color="auto" w:fill="auto"/>
-            <w:vAlign w:val="center"/>
-          </w:tcPr>
-          <w:p>
-            <w:pPr>
-              <w:spacing w:after="0" w:line="240" w:lineRule="auto"/>
-              <w:jc w:val="center"/>
-              <w:rPr>
-                <w:rFonts w:ascii="Times New Roman" w:eastAsia="Times New Roman" w:hAnsi="Times New Roman" w:cs="Times New Roman"/>
-              </w:rPr>
-            </w:pPr>
+            <w:shd w:val="clear" w:color="auto" w:fill="00B050"/>
+            <w:vAlign w:val="center"/>
+          </w:tcPr>
+          <w:p>
+            <w:pPr>
+              <w:spacing w:after="0" w:line="240" w:lineRule="auto"/>
+              <w:jc w:val="center"/>
+              <w:rPr>
+                <w:rFonts w:ascii="Times New Roman" w:eastAsia="Times New Roman" w:hAnsi="Times New Roman" w:cs="Times New Roman"/>
+              </w:rPr>
+            </w:pPr>
+            <w:r>
+              <w:rPr>
+                <w:rFonts w:ascii="Times New Roman" w:eastAsia="Times New Roman" w:hAnsi="Times New Roman" w:cs="Times New Roman"/>
+              </w:rPr>
+              <w:t>+</w:t>
+            </w:r>
           </w:p>
         </w:tc>
         <w:tc>
@@ -1619,17 +1767,23 @@
               <w:bottom w:val="single" w:sz="6" w:space="0" w:color="000000"/>
               <w:right w:val="single" w:sz="6" w:space="0" w:color="000000"/>
             </w:tcBorders>
-            <w:shd w:val="clear" w:color="auto" w:fill="auto"/>
-            <w:vAlign w:val="center"/>
-          </w:tcPr>
-          <w:p>
-            <w:pPr>
-              <w:spacing w:after="0" w:line="240" w:lineRule="auto"/>
-              <w:jc w:val="center"/>
-              <w:rPr>
-                <w:rFonts w:ascii="Times New Roman" w:eastAsia="Times New Roman" w:hAnsi="Times New Roman" w:cs="Times New Roman"/>
-              </w:rPr>
-            </w:pPr>
+            <w:shd w:val="clear" w:color="auto" w:fill="00B050"/>
+            <w:vAlign w:val="center"/>
+          </w:tcPr>
+          <w:p>
+            <w:pPr>
+              <w:spacing w:after="0" w:line="240" w:lineRule="auto"/>
+              <w:jc w:val="center"/>
+              <w:rPr>
+                <w:rFonts w:ascii="Times New Roman" w:eastAsia="Times New Roman" w:hAnsi="Times New Roman" w:cs="Times New Roman"/>
+              </w:rPr>
+            </w:pPr>
+            <w:r>
+              <w:rPr>
+                <w:rFonts w:ascii="Times New Roman" w:eastAsia="Times New Roman" w:hAnsi="Times New Roman" w:cs="Times New Roman"/>
+              </w:rPr>
+              <w:t>+</w:t>
+            </w:r>
           </w:p>
         </w:tc>
         <w:tc>
@@ -1641,17 +1795,23 @@
               <w:bottom w:val="single" w:sz="6" w:space="0" w:color="000000"/>
               <w:right w:val="single" w:sz="6" w:space="0" w:color="000000"/>
             </w:tcBorders>
-            <w:shd w:val="clear" w:color="auto" w:fill="auto"/>
-            <w:vAlign w:val="center"/>
-          </w:tcPr>
-          <w:p>
-            <w:pPr>
-              <w:spacing w:after="0" w:line="240" w:lineRule="auto"/>
-              <w:jc w:val="center"/>
-              <w:rPr>
-                <w:rFonts w:ascii="Times New Roman" w:eastAsia="Times New Roman" w:hAnsi="Times New Roman" w:cs="Times New Roman"/>
-              </w:rPr>
-            </w:pPr>
+            <w:shd w:val="clear" w:color="auto" w:fill="00B050"/>
+            <w:vAlign w:val="center"/>
+          </w:tcPr>
+          <w:p>
+            <w:pPr>
+              <w:spacing w:after="0" w:line="240" w:lineRule="auto"/>
+              <w:jc w:val="center"/>
+              <w:rPr>
+                <w:rFonts w:ascii="Times New Roman" w:eastAsia="Times New Roman" w:hAnsi="Times New Roman" w:cs="Times New Roman"/>
+              </w:rPr>
+            </w:pPr>
+            <w:r>
+              <w:rPr>
+                <w:rFonts w:ascii="Times New Roman" w:eastAsia="Times New Roman" w:hAnsi="Times New Roman" w:cs="Times New Roman"/>
+              </w:rPr>
+              <w:t>+</w:t>
+            </w:r>
           </w:p>
         </w:tc>
         <w:tc>
@@ -1849,17 +2009,23 @@
               <w:bottom w:val="single" w:sz="6" w:space="0" w:color="000000"/>
               <w:right w:val="single" w:sz="6" w:space="0" w:color="000000"/>
             </w:tcBorders>
-            <w:shd w:val="clear" w:color="auto" w:fill="auto"/>
-            <w:vAlign w:val="center"/>
-          </w:tcPr>
-          <w:p>
-            <w:pPr>
-              <w:spacing w:after="0" w:line="240" w:lineRule="auto"/>
-              <w:jc w:val="center"/>
-              <w:rPr>
-                <w:rFonts w:ascii="Times New Roman" w:eastAsia="Times New Roman" w:hAnsi="Times New Roman" w:cs="Times New Roman"/>
-              </w:rPr>
-            </w:pPr>
+            <w:shd w:val="clear" w:color="auto" w:fill="00B050"/>
+            <w:vAlign w:val="center"/>
+          </w:tcPr>
+          <w:p>
+            <w:pPr>
+              <w:spacing w:after="0" w:line="240" w:lineRule="auto"/>
+              <w:jc w:val="center"/>
+              <w:rPr>
+                <w:rFonts w:ascii="Times New Roman" w:eastAsia="Times New Roman" w:hAnsi="Times New Roman" w:cs="Times New Roman"/>
+              </w:rPr>
+            </w:pPr>
+            <w:r>
+              <w:rPr>
+                <w:rFonts w:ascii="Times New Roman" w:eastAsia="Times New Roman" w:hAnsi="Times New Roman" w:cs="Times New Roman"/>
+              </w:rPr>
+              <w:t>+</w:t>
+            </w:r>
           </w:p>
         </w:tc>
       </w:tr>
@@ -2219,6 +2385,12 @@
                 <w:rFonts w:ascii="Times New Roman" w:eastAsia="Times New Roman" w:hAnsi="Times New Roman" w:cs="Times New Roman"/>
               </w:rPr>
             </w:pPr>
+            <w:r>
+              <w:rPr>
+                <w:rFonts w:ascii="Times New Roman" w:eastAsia="Times New Roman" w:hAnsi="Times New Roman" w:cs="Times New Roman"/>
+              </w:rPr>
+              <w:t>0</w:t>
+            </w:r>
           </w:p>
         </w:tc>
         <w:tc>
@@ -2241,6 +2413,12 @@
                 <w:rFonts w:ascii="Times New Roman" w:eastAsia="Times New Roman" w:hAnsi="Times New Roman" w:cs="Times New Roman"/>
               </w:rPr>
             </w:pPr>
+            <w:r>
+              <w:rPr>
+                <w:rFonts w:ascii="Times New Roman" w:eastAsia="Times New Roman" w:hAnsi="Times New Roman" w:cs="Times New Roman"/>
+              </w:rPr>
+              <w:t>0</w:t>
+            </w:r>
           </w:p>
         </w:tc>
         <w:tc>
@@ -2263,6 +2441,12 @@
                 <w:rFonts w:ascii="Times New Roman" w:eastAsia="Times New Roman" w:hAnsi="Times New Roman" w:cs="Times New Roman"/>
               </w:rPr>
             </w:pPr>
+            <w:r>
+              <w:rPr>
+                <w:rFonts w:ascii="Times New Roman" w:eastAsia="Times New Roman" w:hAnsi="Times New Roman" w:cs="Times New Roman"/>
+              </w:rPr>
+              <w:t>0</w:t>
+            </w:r>
           </w:p>
         </w:tc>
         <w:tc>
@@ -2285,6 +2469,12 @@
                 <w:rFonts w:ascii="Times New Roman" w:eastAsia="Times New Roman" w:hAnsi="Times New Roman" w:cs="Times New Roman"/>
               </w:rPr>
             </w:pPr>
+            <w:r>
+              <w:rPr>
+                <w:rFonts w:ascii="Times New Roman" w:eastAsia="Times New Roman" w:hAnsi="Times New Roman" w:cs="Times New Roman"/>
+              </w:rPr>
+              <w:t>0</w:t>
+            </w:r>
           </w:p>
         </w:tc>
       </w:tr>
@@ -2423,6 +2613,12 @@
                 <w:rFonts w:ascii="Times New Roman" w:eastAsia="Times New Roman" w:hAnsi="Times New Roman" w:cs="Times New Roman"/>
               </w:rPr>
             </w:pPr>
+            <w:r>
+              <w:rPr>
+                <w:rFonts w:ascii="Times New Roman" w:eastAsia="Times New Roman" w:hAnsi="Times New Roman" w:cs="Times New Roman"/>
+              </w:rPr>
+              <w:t>0</w:t>
+            </w:r>
           </w:p>
         </w:tc>
         <w:tc>
@@ -2445,6 +2641,12 @@
                 <w:rFonts w:ascii="Times New Roman" w:eastAsia="Times New Roman" w:hAnsi="Times New Roman" w:cs="Times New Roman"/>
               </w:rPr>
             </w:pPr>
+            <w:r>
+              <w:rPr>
+                <w:rFonts w:ascii="Times New Roman" w:eastAsia="Times New Roman" w:hAnsi="Times New Roman" w:cs="Times New Roman"/>
+              </w:rPr>
+              <w:t>0</w:t>
+            </w:r>
           </w:p>
         </w:tc>
         <w:tc>
@@ -2467,6 +2669,12 @@
                 <w:rFonts w:ascii="Times New Roman" w:eastAsia="Times New Roman" w:hAnsi="Times New Roman" w:cs="Times New Roman"/>
               </w:rPr>
             </w:pPr>
+            <w:r>
+              <w:rPr>
+                <w:rFonts w:ascii="Times New Roman" w:eastAsia="Times New Roman" w:hAnsi="Times New Roman" w:cs="Times New Roman"/>
+              </w:rPr>
+              <w:t>0</w:t>
+            </w:r>
           </w:p>
         </w:tc>
         <w:tc>
@@ -2489,6 +2697,12 @@
                 <w:rFonts w:ascii="Times New Roman" w:eastAsia="Times New Roman" w:hAnsi="Times New Roman" w:cs="Times New Roman"/>
               </w:rPr>
             </w:pPr>
+            <w:r>
+              <w:rPr>
+                <w:rFonts w:ascii="Times New Roman" w:eastAsia="Times New Roman" w:hAnsi="Times New Roman" w:cs="Times New Roman"/>
+              </w:rPr>
+              <w:t>0</w:t>
+            </w:r>
           </w:p>
         </w:tc>
       </w:tr>
@@ -2695,6 +2909,24 @@
                 <w:rFonts w:ascii="Times New Roman" w:eastAsia="Times New Roman" w:hAnsi="Times New Roman" w:cs="Times New Roman"/>
               </w:rPr>
             </w:pPr>
+            <w:r>
+              <w:rPr>
+                <w:rFonts w:ascii="Times New Roman" w:eastAsia="Times New Roman" w:hAnsi="Times New Roman" w:cs="Times New Roman"/>
+              </w:rPr>
+              <w:t>6:05</w:t>
+            </w:r>
+            <w:r>
+              <w:rPr>
+                <w:rFonts w:ascii="Cambria Math" w:eastAsia="Times New Roman" w:hAnsi="Cambria Math" w:cs="Times New Roman"/>
+              </w:rPr>
+              <w:t>±</w:t>
+            </w:r>
+            <w:r>
+              <w:rPr>
+                <w:rFonts w:ascii="Times New Roman" w:eastAsia="Times New Roman" w:hAnsi="Times New Roman" w:cs="Times New Roman"/>
+              </w:rPr>
+              <w:t>0:15</w:t>
+            </w:r>
           </w:p>
         </w:tc>
         <w:tc>
@@ -2717,6 +2949,24 @@
                 <w:rFonts w:ascii="Times New Roman" w:eastAsia="Times New Roman" w:hAnsi="Times New Roman" w:cs="Times New Roman"/>
               </w:rPr>
             </w:pPr>
+            <w:r>
+              <w:rPr>
+                <w:rFonts w:ascii="Times New Roman" w:eastAsia="Times New Roman" w:hAnsi="Times New Roman" w:cs="Times New Roman"/>
+              </w:rPr>
+              <w:t>9:00</w:t>
+            </w:r>
+            <w:r>
+              <w:rPr>
+                <w:rFonts w:ascii="Cambria Math" w:eastAsia="Times New Roman" w:hAnsi="Cambria Math" w:cs="Times New Roman"/>
+              </w:rPr>
+              <w:t>±</w:t>
+            </w:r>
+            <w:r>
+              <w:rPr>
+                <w:rFonts w:ascii="Times New Roman" w:eastAsia="Times New Roman" w:hAnsi="Times New Roman" w:cs="Times New Roman"/>
+              </w:rPr>
+              <w:t>0:15</w:t>
+            </w:r>
           </w:p>
         </w:tc>
         <w:tc>
@@ -2739,6 +2989,24 @@
                 <w:rFonts w:ascii="Times New Roman" w:eastAsia="Times New Roman" w:hAnsi="Times New Roman" w:cs="Times New Roman"/>
               </w:rPr>
             </w:pPr>
+            <w:r>
+              <w:rPr>
+                <w:rFonts w:ascii="Times New Roman" w:eastAsia="Times New Roman" w:hAnsi="Times New Roman" w:cs="Times New Roman"/>
+              </w:rPr>
+              <w:t>4:00</w:t>
+            </w:r>
+            <w:r>
+              <w:rPr>
+                <w:rFonts w:ascii="Cambria Math" w:eastAsia="Times New Roman" w:hAnsi="Cambria Math" w:cs="Times New Roman"/>
+              </w:rPr>
+              <w:t>±</w:t>
+            </w:r>
+            <w:r>
+              <w:rPr>
+                <w:rFonts w:ascii="Times New Roman" w:eastAsia="Times New Roman" w:hAnsi="Times New Roman" w:cs="Times New Roman"/>
+              </w:rPr>
+              <w:t>0:15</w:t>
+            </w:r>
           </w:p>
         </w:tc>
         <w:tc>
@@ -2761,6 +3029,24 @@
                 <w:rFonts w:ascii="Times New Roman" w:eastAsia="Times New Roman" w:hAnsi="Times New Roman" w:cs="Times New Roman"/>
               </w:rPr>
             </w:pPr>
+            <w:r>
+              <w:rPr>
+                <w:rFonts w:ascii="Times New Roman" w:eastAsia="Times New Roman" w:hAnsi="Times New Roman" w:cs="Times New Roman"/>
+              </w:rPr>
+              <w:t>8:00</w:t>
+            </w:r>
+            <w:r>
+              <w:rPr>
+                <w:rFonts w:ascii="Cambria Math" w:eastAsia="Times New Roman" w:hAnsi="Cambria Math" w:cs="Times New Roman"/>
+              </w:rPr>
+              <w:t>±</w:t>
+            </w:r>
+            <w:r>
+              <w:rPr>
+                <w:rFonts w:ascii="Times New Roman" w:eastAsia="Times New Roman" w:hAnsi="Times New Roman" w:cs="Times New Roman"/>
+              </w:rPr>
+              <w:t>0:15</w:t>
+            </w:r>
           </w:p>
         </w:tc>
       </w:tr>
@@ -2902,6 +3188,12 @@
                 <w:rFonts w:ascii="Times New Roman" w:eastAsia="Times New Roman" w:hAnsi="Times New Roman" w:cs="Times New Roman"/>
               </w:rPr>
             </w:pPr>
+            <w:r>
+              <w:rPr>
+                <w:rFonts w:ascii="Times New Roman" w:eastAsia="Times New Roman" w:hAnsi="Times New Roman" w:cs="Times New Roman"/>
+              </w:rPr>
+              <w:t>Шум сосед</w:t>
+            </w:r>
           </w:p>
         </w:tc>
         <w:tc>
@@ -2924,6 +3216,12 @@
                 <w:rFonts w:ascii="Times New Roman" w:eastAsia="Times New Roman" w:hAnsi="Times New Roman" w:cs="Times New Roman"/>
               </w:rPr>
             </w:pPr>
+            <w:r>
+              <w:rPr>
+                <w:rFonts w:ascii="Times New Roman" w:eastAsia="Times New Roman" w:hAnsi="Times New Roman" w:cs="Times New Roman"/>
+              </w:rPr>
+              <w:t>Шум сосед</w:t>
+            </w:r>
           </w:p>
         </w:tc>
         <w:tc>
@@ -2946,6 +3244,12 @@
                 <w:rFonts w:ascii="Times New Roman" w:eastAsia="Times New Roman" w:hAnsi="Times New Roman" w:cs="Times New Roman"/>
               </w:rPr>
             </w:pPr>
+            <w:r>
+              <w:rPr>
+                <w:rFonts w:ascii="Times New Roman" w:eastAsia="Times New Roman" w:hAnsi="Times New Roman" w:cs="Times New Roman"/>
+              </w:rPr>
+              <w:t>Шум соседа</w:t>
+            </w:r>
           </w:p>
         </w:tc>
         <w:tc>
@@ -2968,6 +3272,12 @@
                 <w:rFonts w:ascii="Times New Roman" w:eastAsia="Times New Roman" w:hAnsi="Times New Roman" w:cs="Times New Roman"/>
               </w:rPr>
             </w:pPr>
+            <w:r>
+              <w:rPr>
+                <w:rFonts w:ascii="Times New Roman" w:eastAsia="Times New Roman" w:hAnsi="Times New Roman" w:cs="Times New Roman"/>
+              </w:rPr>
+              <w:t>Стресс</w:t>
+            </w:r>
           </w:p>
         </w:tc>
       </w:tr>
@@ -3118,17 +3428,23 @@
               <w:bottom w:val="single" w:sz="6" w:space="0" w:color="000000"/>
               <w:right w:val="single" w:sz="6" w:space="0" w:color="000000"/>
             </w:tcBorders>
-            <w:shd w:val="clear" w:color="auto" w:fill="auto"/>
-            <w:vAlign w:val="center"/>
-          </w:tcPr>
-          <w:p>
-            <w:pPr>
-              <w:spacing w:after="0" w:line="240" w:lineRule="auto"/>
-              <w:jc w:val="center"/>
-              <w:rPr>
-                <w:rFonts w:ascii="Times New Roman" w:eastAsia="Times New Roman" w:hAnsi="Times New Roman" w:cs="Times New Roman"/>
-              </w:rPr>
-            </w:pPr>
+            <w:shd w:val="clear" w:color="auto" w:fill="00B050"/>
+            <w:vAlign w:val="center"/>
+          </w:tcPr>
+          <w:p>
+            <w:pPr>
+              <w:spacing w:after="0" w:line="240" w:lineRule="auto"/>
+              <w:jc w:val="center"/>
+              <w:rPr>
+                <w:rFonts w:ascii="Times New Roman" w:eastAsia="Times New Roman" w:hAnsi="Times New Roman" w:cs="Times New Roman"/>
+              </w:rPr>
+            </w:pPr>
+            <w:r>
+              <w:rPr>
+                <w:rFonts w:ascii="Times New Roman" w:eastAsia="Times New Roman" w:hAnsi="Times New Roman" w:cs="Times New Roman"/>
+              </w:rPr>
+              <w:t>+</w:t>
+            </w:r>
           </w:p>
         </w:tc>
         <w:tc>
@@ -3162,17 +3478,23 @@
               <w:bottom w:val="single" w:sz="6" w:space="0" w:color="000000"/>
               <w:right w:val="single" w:sz="6" w:space="0" w:color="000000"/>
             </w:tcBorders>
-            <w:shd w:val="clear" w:color="auto" w:fill="auto"/>
-            <w:vAlign w:val="center"/>
-          </w:tcPr>
-          <w:p>
-            <w:pPr>
-              <w:spacing w:after="0" w:line="240" w:lineRule="auto"/>
-              <w:jc w:val="center"/>
-              <w:rPr>
-                <w:rFonts w:ascii="Times New Roman" w:eastAsia="Times New Roman" w:hAnsi="Times New Roman" w:cs="Times New Roman"/>
-              </w:rPr>
-            </w:pPr>
+            <w:shd w:val="clear" w:color="auto" w:fill="00B050"/>
+            <w:vAlign w:val="center"/>
+          </w:tcPr>
+          <w:p>
+            <w:pPr>
+              <w:spacing w:after="0" w:line="240" w:lineRule="auto"/>
+              <w:jc w:val="center"/>
+              <w:rPr>
+                <w:rFonts w:ascii="Times New Roman" w:eastAsia="Times New Roman" w:hAnsi="Times New Roman" w:cs="Times New Roman"/>
+              </w:rPr>
+            </w:pPr>
+            <w:r>
+              <w:rPr>
+                <w:rFonts w:ascii="Times New Roman" w:eastAsia="Times New Roman" w:hAnsi="Times New Roman" w:cs="Times New Roman"/>
+              </w:rPr>
+              <w:t>+</w:t>
+            </w:r>
           </w:p>
         </w:tc>
         <w:tc>
@@ -3184,17 +3506,23 @@
               <w:bottom w:val="single" w:sz="6" w:space="0" w:color="000000"/>
               <w:right w:val="single" w:sz="6" w:space="0" w:color="000000"/>
             </w:tcBorders>
-            <w:shd w:val="clear" w:color="auto" w:fill="auto"/>
-            <w:vAlign w:val="center"/>
-          </w:tcPr>
-          <w:p>
-            <w:pPr>
-              <w:spacing w:after="0" w:line="240" w:lineRule="auto"/>
-              <w:jc w:val="center"/>
-              <w:rPr>
-                <w:rFonts w:ascii="Times New Roman" w:eastAsia="Times New Roman" w:hAnsi="Times New Roman" w:cs="Times New Roman"/>
-              </w:rPr>
-            </w:pPr>
+            <w:shd w:val="clear" w:color="auto" w:fill="00B050"/>
+            <w:vAlign w:val="center"/>
+          </w:tcPr>
+          <w:p>
+            <w:pPr>
+              <w:spacing w:after="0" w:line="240" w:lineRule="auto"/>
+              <w:jc w:val="center"/>
+              <w:rPr>
+                <w:rFonts w:ascii="Times New Roman" w:eastAsia="Times New Roman" w:hAnsi="Times New Roman" w:cs="Times New Roman"/>
+              </w:rPr>
+            </w:pPr>
+            <w:r>
+              <w:rPr>
+                <w:rFonts w:ascii="Times New Roman" w:eastAsia="Times New Roman" w:hAnsi="Times New Roman" w:cs="Times New Roman"/>
+              </w:rPr>
+              <w:t>+</w:t>
+            </w:r>
           </w:p>
         </w:tc>
       </w:tr>
@@ -3338,17 +3666,23 @@
               <w:bottom w:val="single" w:sz="6" w:space="0" w:color="000000"/>
               <w:right w:val="single" w:sz="6" w:space="0" w:color="000000"/>
             </w:tcBorders>
-            <w:shd w:val="clear" w:color="auto" w:fill="auto"/>
-            <w:vAlign w:val="center"/>
-          </w:tcPr>
-          <w:p>
-            <w:pPr>
-              <w:spacing w:after="0" w:line="240" w:lineRule="auto"/>
-              <w:jc w:val="center"/>
-              <w:rPr>
-                <w:rFonts w:ascii="Times New Roman" w:eastAsia="Times New Roman" w:hAnsi="Times New Roman" w:cs="Times New Roman"/>
-              </w:rPr>
-            </w:pPr>
+            <w:shd w:val="clear" w:color="auto" w:fill="00B050"/>
+            <w:vAlign w:val="center"/>
+          </w:tcPr>
+          <w:p>
+            <w:pPr>
+              <w:spacing w:after="0" w:line="240" w:lineRule="auto"/>
+              <w:jc w:val="center"/>
+              <w:rPr>
+                <w:rFonts w:ascii="Times New Roman" w:eastAsia="Times New Roman" w:hAnsi="Times New Roman" w:cs="Times New Roman"/>
+              </w:rPr>
+            </w:pPr>
+            <w:r>
+              <w:rPr>
+                <w:rFonts w:ascii="Times New Roman" w:eastAsia="Times New Roman" w:hAnsi="Times New Roman" w:cs="Times New Roman"/>
+              </w:rPr>
+              <w:t>+</w:t>
+            </w:r>
           </w:p>
         </w:tc>
         <w:tc>
@@ -3719,6 +4053,24 @@
                 <w:rFonts w:ascii="Times New Roman" w:eastAsia="Times New Roman" w:hAnsi="Times New Roman" w:cs="Times New Roman"/>
               </w:rPr>
             </w:pPr>
+            <w:r>
+              <w:rPr>
+                <w:rFonts w:ascii="Times New Roman" w:eastAsia="Times New Roman" w:hAnsi="Times New Roman" w:cs="Times New Roman"/>
+              </w:rPr>
+              <w:t>2 монитора</w:t>
+            </w:r>
+            <w:r>
+              <w:rPr>
+                <w:rFonts w:ascii="Times New Roman" w:eastAsia="Times New Roman" w:hAnsi="Times New Roman" w:cs="Times New Roman"/>
+              </w:rPr>
+              <w:t xml:space="preserve"> и клавиатура</w:t>
+            </w:r>
+            <w:r>
+              <w:rPr>
+                <w:rFonts w:ascii="Times New Roman" w:eastAsia="Times New Roman" w:hAnsi="Times New Roman" w:cs="Times New Roman"/>
+              </w:rPr>
+              <w:t xml:space="preserve"> соседа</w:t>
+            </w:r>
           </w:p>
         </w:tc>
         <w:tc>
@@ -3741,6 +4093,12 @@
                 <w:rFonts w:ascii="Times New Roman" w:eastAsia="Times New Roman" w:hAnsi="Times New Roman" w:cs="Times New Roman"/>
               </w:rPr>
             </w:pPr>
+            <w:r>
+              <w:rPr>
+                <w:rFonts w:ascii="Times New Roman" w:eastAsia="Times New Roman" w:hAnsi="Times New Roman" w:cs="Times New Roman"/>
+              </w:rPr>
+              <w:t>Поздно лёг</w:t>
+            </w:r>
           </w:p>
         </w:tc>
         <w:tc>
@@ -3763,6 +4121,12 @@
                 <w:rFonts w:ascii="Times New Roman" w:eastAsia="Times New Roman" w:hAnsi="Times New Roman" w:cs="Times New Roman"/>
               </w:rPr>
             </w:pPr>
+            <w:r>
+              <w:rPr>
+                <w:rFonts w:ascii="Times New Roman" w:eastAsia="Times New Roman" w:hAnsi="Times New Roman" w:cs="Times New Roman"/>
+              </w:rPr>
+              <w:t>нет</w:t>
+            </w:r>
           </w:p>
         </w:tc>
         <w:tc>
@@ -3785,6 +4149,12 @@
                 <w:rFonts w:ascii="Times New Roman" w:eastAsia="Times New Roman" w:hAnsi="Times New Roman" w:cs="Times New Roman"/>
               </w:rPr>
             </w:pPr>
+            <w:r>
+              <w:rPr>
+                <w:rFonts w:ascii="Times New Roman" w:eastAsia="Times New Roman" w:hAnsi="Times New Roman" w:cs="Times New Roman"/>
+              </w:rPr>
+              <w:t>Не мог лечь спать вовремя</w:t>
+            </w:r>
           </w:p>
         </w:tc>
       </w:tr>
@@ -4330,6 +4700,12 @@
                 <w:rFonts w:ascii="Times New Roman" w:eastAsia="Times New Roman" w:hAnsi="Times New Roman" w:cs="Times New Roman"/>
               </w:rPr>
             </w:pPr>
+            <w:r>
+              <w:rPr>
+                <w:rFonts w:ascii="Times New Roman" w:eastAsia="Times New Roman" w:hAnsi="Times New Roman" w:cs="Times New Roman"/>
+              </w:rPr>
+              <w:t>Чай (вечером)</w:t>
+            </w:r>
           </w:p>
         </w:tc>
         <w:tc>
@@ -4352,6 +4728,12 @@
                 <w:rFonts w:ascii="Times New Roman" w:eastAsia="Times New Roman" w:hAnsi="Times New Roman" w:cs="Times New Roman"/>
               </w:rPr>
             </w:pPr>
+            <w:r>
+              <w:rPr>
+                <w:rFonts w:ascii="Times New Roman" w:eastAsia="Times New Roman" w:hAnsi="Times New Roman" w:cs="Times New Roman"/>
+              </w:rPr>
+              <w:t>нет</w:t>
+            </w:r>
           </w:p>
         </w:tc>
         <w:tc>
@@ -4374,6 +4756,12 @@
                 <w:rFonts w:ascii="Times New Roman" w:eastAsia="Times New Roman" w:hAnsi="Times New Roman" w:cs="Times New Roman"/>
               </w:rPr>
             </w:pPr>
+            <w:r>
+              <w:rPr>
+                <w:rFonts w:ascii="Times New Roman" w:eastAsia="Times New Roman" w:hAnsi="Times New Roman" w:cs="Times New Roman"/>
+              </w:rPr>
+              <w:t>нет</w:t>
+            </w:r>
           </w:p>
         </w:tc>
         <w:tc>
@@ -4396,6 +4784,12 @@
                 <w:rFonts w:ascii="Times New Roman" w:eastAsia="Times New Roman" w:hAnsi="Times New Roman" w:cs="Times New Roman"/>
               </w:rPr>
             </w:pPr>
+            <w:r>
+              <w:rPr>
+                <w:rFonts w:ascii="Times New Roman" w:eastAsia="Times New Roman" w:hAnsi="Times New Roman" w:cs="Times New Roman"/>
+              </w:rPr>
+              <w:t>нет</w:t>
+            </w:r>
           </w:p>
         </w:tc>
       </w:tr>
@@ -4547,6 +4941,12 @@
                 <w:rFonts w:ascii="Times New Roman" w:eastAsia="Times New Roman" w:hAnsi="Times New Roman" w:cs="Times New Roman"/>
               </w:rPr>
             </w:pPr>
+            <w:r>
+              <w:rPr>
+                <w:rFonts w:ascii="Times New Roman" w:eastAsia="Times New Roman" w:hAnsi="Times New Roman" w:cs="Times New Roman"/>
+              </w:rPr>
+              <w:t>нет</w:t>
+            </w:r>
           </w:p>
         </w:tc>
         <w:tc>
@@ -4569,6 +4969,12 @@
                 <w:rFonts w:ascii="Times New Roman" w:eastAsia="Times New Roman" w:hAnsi="Times New Roman" w:cs="Times New Roman"/>
               </w:rPr>
             </w:pPr>
+            <w:r>
+              <w:rPr>
+                <w:rFonts w:ascii="Times New Roman" w:eastAsia="Times New Roman" w:hAnsi="Times New Roman" w:cs="Times New Roman"/>
+              </w:rPr>
+              <w:t>нет</w:t>
+            </w:r>
           </w:p>
         </w:tc>
         <w:tc>
@@ -4591,6 +4997,12 @@
                 <w:rFonts w:ascii="Times New Roman" w:eastAsia="Times New Roman" w:hAnsi="Times New Roman" w:cs="Times New Roman"/>
               </w:rPr>
             </w:pPr>
+            <w:r>
+              <w:rPr>
+                <w:rFonts w:ascii="Times New Roman" w:eastAsia="Times New Roman" w:hAnsi="Times New Roman" w:cs="Times New Roman"/>
+              </w:rPr>
+              <w:t>нет</w:t>
+            </w:r>
           </w:p>
         </w:tc>
         <w:tc>
@@ -4613,6 +5025,12 @@
                 <w:rFonts w:ascii="Times New Roman" w:eastAsia="Times New Roman" w:hAnsi="Times New Roman" w:cs="Times New Roman"/>
               </w:rPr>
             </w:pPr>
+            <w:r>
+              <w:rPr>
+                <w:rFonts w:ascii="Times New Roman" w:eastAsia="Times New Roman" w:hAnsi="Times New Roman" w:cs="Times New Roman"/>
+              </w:rPr>
+              <w:t>нет</w:t>
+            </w:r>
           </w:p>
         </w:tc>
       </w:tr>
@@ -4752,6 +5170,12 @@
                 <w:rFonts w:ascii="Times New Roman" w:eastAsia="Times New Roman" w:hAnsi="Times New Roman" w:cs="Times New Roman"/>
               </w:rPr>
             </w:pPr>
+            <w:r>
+              <w:rPr>
+                <w:rFonts w:ascii="Times New Roman" w:eastAsia="Times New Roman" w:hAnsi="Times New Roman" w:cs="Times New Roman"/>
+              </w:rPr>
+              <w:t>нет</w:t>
+            </w:r>
           </w:p>
         </w:tc>
         <w:tc>
@@ -4774,6 +5198,12 @@
                 <w:rFonts w:ascii="Times New Roman" w:eastAsia="Times New Roman" w:hAnsi="Times New Roman" w:cs="Times New Roman"/>
               </w:rPr>
             </w:pPr>
+            <w:r>
+              <w:rPr>
+                <w:rFonts w:ascii="Times New Roman" w:eastAsia="Times New Roman" w:hAnsi="Times New Roman" w:cs="Times New Roman"/>
+              </w:rPr>
+              <w:t>нет</w:t>
+            </w:r>
           </w:p>
         </w:tc>
         <w:tc>
@@ -4796,6 +5226,12 @@
                 <w:rFonts w:ascii="Times New Roman" w:eastAsia="Times New Roman" w:hAnsi="Times New Roman" w:cs="Times New Roman"/>
               </w:rPr>
             </w:pPr>
+            <w:r>
+              <w:rPr>
+                <w:rFonts w:ascii="Times New Roman" w:eastAsia="Times New Roman" w:hAnsi="Times New Roman" w:cs="Times New Roman"/>
+              </w:rPr>
+              <w:t>нет</w:t>
+            </w:r>
           </w:p>
         </w:tc>
         <w:tc>
@@ -4818,6 +5254,12 @@
                 <w:rFonts w:ascii="Times New Roman" w:eastAsia="Times New Roman" w:hAnsi="Times New Roman" w:cs="Times New Roman"/>
               </w:rPr>
             </w:pPr>
+            <w:r>
+              <w:rPr>
+                <w:rFonts w:ascii="Times New Roman" w:eastAsia="Times New Roman" w:hAnsi="Times New Roman" w:cs="Times New Roman"/>
+              </w:rPr>
+              <w:t>нет</w:t>
+            </w:r>
           </w:p>
         </w:tc>
       </w:tr>
@@ -4957,6 +5399,12 @@
                 <w:rFonts w:ascii="Times New Roman" w:eastAsia="Times New Roman" w:hAnsi="Times New Roman" w:cs="Times New Roman"/>
               </w:rPr>
             </w:pPr>
+            <w:r>
+              <w:rPr>
+                <w:rFonts w:ascii="Times New Roman" w:eastAsia="Times New Roman" w:hAnsi="Times New Roman" w:cs="Times New Roman"/>
+              </w:rPr>
+              <w:t>нет</w:t>
+            </w:r>
           </w:p>
         </w:tc>
         <w:tc>
@@ -4979,6 +5427,12 @@
                 <w:rFonts w:ascii="Times New Roman" w:eastAsia="Times New Roman" w:hAnsi="Times New Roman" w:cs="Times New Roman"/>
               </w:rPr>
             </w:pPr>
+            <w:r>
+              <w:rPr>
+                <w:rFonts w:ascii="Times New Roman" w:eastAsia="Times New Roman" w:hAnsi="Times New Roman" w:cs="Times New Roman"/>
+              </w:rPr>
+              <w:t>нет</w:t>
+            </w:r>
           </w:p>
         </w:tc>
         <w:tc>
@@ -5001,6 +5455,12 @@
                 <w:rFonts w:ascii="Times New Roman" w:eastAsia="Times New Roman" w:hAnsi="Times New Roman" w:cs="Times New Roman"/>
               </w:rPr>
             </w:pPr>
+            <w:r>
+              <w:rPr>
+                <w:rFonts w:ascii="Times New Roman" w:eastAsia="Times New Roman" w:hAnsi="Times New Roman" w:cs="Times New Roman"/>
+              </w:rPr>
+              <w:t>нет</w:t>
+            </w:r>
           </w:p>
         </w:tc>
         <w:tc>
@@ -5023,6 +5483,12 @@
                 <w:rFonts w:ascii="Times New Roman" w:eastAsia="Times New Roman" w:hAnsi="Times New Roman" w:cs="Times New Roman"/>
               </w:rPr>
             </w:pPr>
+            <w:r>
+              <w:rPr>
+                <w:rFonts w:ascii="Times New Roman" w:eastAsia="Times New Roman" w:hAnsi="Times New Roman" w:cs="Times New Roman"/>
+              </w:rPr>
+              <w:t>нет</w:t>
+            </w:r>
           </w:p>
         </w:tc>
       </w:tr>
@@ -5163,6 +5629,12 @@
                 <w:rFonts w:ascii="Times New Roman" w:eastAsia="Times New Roman" w:hAnsi="Times New Roman" w:cs="Times New Roman"/>
               </w:rPr>
             </w:pPr>
+            <w:r>
+              <w:rPr>
+                <w:rFonts w:ascii="Times New Roman" w:eastAsia="Times New Roman" w:hAnsi="Times New Roman" w:cs="Times New Roman"/>
+              </w:rPr>
+              <w:t>3</w:t>
+            </w:r>
           </w:p>
         </w:tc>
         <w:tc>
@@ -5185,6 +5657,12 @@
                 <w:rFonts w:ascii="Times New Roman" w:eastAsia="Times New Roman" w:hAnsi="Times New Roman" w:cs="Times New Roman"/>
               </w:rPr>
             </w:pPr>
+            <w:r>
+              <w:rPr>
+                <w:rFonts w:ascii="Times New Roman" w:eastAsia="Times New Roman" w:hAnsi="Times New Roman" w:cs="Times New Roman"/>
+              </w:rPr>
+              <w:t>1</w:t>
+            </w:r>
           </w:p>
         </w:tc>
         <w:tc>
@@ -5207,6 +5685,12 @@
                 <w:rFonts w:ascii="Times New Roman" w:eastAsia="Times New Roman" w:hAnsi="Times New Roman" w:cs="Times New Roman"/>
               </w:rPr>
             </w:pPr>
+            <w:r>
+              <w:rPr>
+                <w:rFonts w:ascii="Times New Roman" w:eastAsia="Times New Roman" w:hAnsi="Times New Roman" w:cs="Times New Roman"/>
+              </w:rPr>
+              <w:t>3</w:t>
+            </w:r>
           </w:p>
         </w:tc>
         <w:tc>
@@ -5229,6 +5713,12 @@
                 <w:rFonts w:ascii="Times New Roman" w:eastAsia="Times New Roman" w:hAnsi="Times New Roman" w:cs="Times New Roman"/>
               </w:rPr>
             </w:pPr>
+            <w:r>
+              <w:rPr>
+                <w:rFonts w:ascii="Times New Roman" w:eastAsia="Times New Roman" w:hAnsi="Times New Roman" w:cs="Times New Roman"/>
+              </w:rPr>
+              <w:t>0</w:t>
+            </w:r>
           </w:p>
         </w:tc>
       </w:tr>
@@ -5385,17 +5875,23 @@
               <w:bottom w:val="single" w:sz="6" w:space="0" w:color="000000"/>
               <w:right w:val="single" w:sz="6" w:space="0" w:color="000000"/>
             </w:tcBorders>
-            <w:shd w:val="clear" w:color="auto" w:fill="auto"/>
-            <w:vAlign w:val="center"/>
-          </w:tcPr>
-          <w:p>
-            <w:pPr>
-              <w:spacing w:after="0" w:line="240" w:lineRule="auto"/>
-              <w:jc w:val="center"/>
-              <w:rPr>
-                <w:rFonts w:ascii="Times New Roman" w:eastAsia="Times New Roman" w:hAnsi="Times New Roman" w:cs="Times New Roman"/>
-              </w:rPr>
-            </w:pPr>
+            <w:shd w:val="clear" w:color="auto" w:fill="00B050"/>
+            <w:vAlign w:val="center"/>
+          </w:tcPr>
+          <w:p>
+            <w:pPr>
+              <w:spacing w:after="0" w:line="240" w:lineRule="auto"/>
+              <w:jc w:val="center"/>
+              <w:rPr>
+                <w:rFonts w:ascii="Times New Roman" w:eastAsia="Times New Roman" w:hAnsi="Times New Roman" w:cs="Times New Roman"/>
+              </w:rPr>
+            </w:pPr>
+            <w:r>
+              <w:rPr>
+                <w:rFonts w:ascii="Times New Roman" w:eastAsia="Times New Roman" w:hAnsi="Times New Roman" w:cs="Times New Roman"/>
+              </w:rPr>
+              <w:t>+</w:t>
+            </w:r>
           </w:p>
         </w:tc>
         <w:tc>
@@ -5451,17 +5947,23 @@
               <w:bottom w:val="single" w:sz="6" w:space="0" w:color="000000"/>
               <w:right w:val="single" w:sz="6" w:space="0" w:color="000000"/>
             </w:tcBorders>
-            <w:shd w:val="clear" w:color="auto" w:fill="auto"/>
-            <w:vAlign w:val="center"/>
-          </w:tcPr>
-          <w:p>
-            <w:pPr>
-              <w:spacing w:after="0" w:line="240" w:lineRule="auto"/>
-              <w:jc w:val="center"/>
-              <w:rPr>
-                <w:rFonts w:ascii="Times New Roman" w:eastAsia="Times New Roman" w:hAnsi="Times New Roman" w:cs="Times New Roman"/>
-              </w:rPr>
-            </w:pPr>
+            <w:shd w:val="clear" w:color="auto" w:fill="00B050"/>
+            <w:vAlign w:val="center"/>
+          </w:tcPr>
+          <w:p>
+            <w:pPr>
+              <w:spacing w:after="0" w:line="240" w:lineRule="auto"/>
+              <w:jc w:val="center"/>
+              <w:rPr>
+                <w:rFonts w:ascii="Times New Roman" w:eastAsia="Times New Roman" w:hAnsi="Times New Roman" w:cs="Times New Roman"/>
+              </w:rPr>
+            </w:pPr>
+            <w:r>
+              <w:rPr>
+                <w:rFonts w:ascii="Times New Roman" w:eastAsia="Times New Roman" w:hAnsi="Times New Roman" w:cs="Times New Roman"/>
+              </w:rPr>
+              <w:t>+</w:t>
+            </w:r>
           </w:p>
         </w:tc>
       </w:tr>
@@ -5599,17 +6101,23 @@
               <w:bottom w:val="single" w:sz="6" w:space="0" w:color="000000"/>
               <w:right w:val="single" w:sz="6" w:space="0" w:color="000000"/>
             </w:tcBorders>
-            <w:shd w:val="clear" w:color="auto" w:fill="auto"/>
-            <w:vAlign w:val="center"/>
-          </w:tcPr>
-          <w:p>
-            <w:pPr>
-              <w:spacing w:after="0" w:line="240" w:lineRule="auto"/>
-              <w:jc w:val="center"/>
-              <w:rPr>
-                <w:rFonts w:ascii="Times New Roman" w:eastAsia="Times New Roman" w:hAnsi="Times New Roman" w:cs="Times New Roman"/>
-              </w:rPr>
-            </w:pPr>
+            <w:shd w:val="clear" w:color="auto" w:fill="00B050"/>
+            <w:vAlign w:val="center"/>
+          </w:tcPr>
+          <w:p>
+            <w:pPr>
+              <w:spacing w:after="0" w:line="240" w:lineRule="auto"/>
+              <w:jc w:val="center"/>
+              <w:rPr>
+                <w:rFonts w:ascii="Times New Roman" w:eastAsia="Times New Roman" w:hAnsi="Times New Roman" w:cs="Times New Roman"/>
+              </w:rPr>
+            </w:pPr>
+            <w:r>
+              <w:rPr>
+                <w:rFonts w:ascii="Times New Roman" w:eastAsia="Times New Roman" w:hAnsi="Times New Roman" w:cs="Times New Roman"/>
+              </w:rPr>
+              <w:t>+</w:t>
+            </w:r>
           </w:p>
         </w:tc>
         <w:tc>
@@ -5807,17 +6315,23 @@
               <w:bottom w:val="single" w:sz="6" w:space="0" w:color="000000"/>
               <w:right w:val="single" w:sz="6" w:space="0" w:color="000000"/>
             </w:tcBorders>
-            <w:shd w:val="clear" w:color="auto" w:fill="auto"/>
-            <w:vAlign w:val="center"/>
-          </w:tcPr>
-          <w:p>
-            <w:pPr>
-              <w:spacing w:after="0" w:line="240" w:lineRule="auto"/>
-              <w:jc w:val="center"/>
-              <w:rPr>
-                <w:rFonts w:ascii="Times New Roman" w:eastAsia="Times New Roman" w:hAnsi="Times New Roman" w:cs="Times New Roman"/>
-              </w:rPr>
-            </w:pPr>
+            <w:shd w:val="clear" w:color="auto" w:fill="00B050"/>
+            <w:vAlign w:val="center"/>
+          </w:tcPr>
+          <w:p>
+            <w:pPr>
+              <w:spacing w:after="0" w:line="240" w:lineRule="auto"/>
+              <w:jc w:val="center"/>
+              <w:rPr>
+                <w:rFonts w:ascii="Times New Roman" w:eastAsia="Times New Roman" w:hAnsi="Times New Roman" w:cs="Times New Roman"/>
+              </w:rPr>
+            </w:pPr>
+            <w:r>
+              <w:rPr>
+                <w:rFonts w:ascii="Times New Roman" w:eastAsia="Times New Roman" w:hAnsi="Times New Roman" w:cs="Times New Roman"/>
+              </w:rPr>
+              <w:t>+</w:t>
+            </w:r>
           </w:p>
         </w:tc>
         <w:tc>
@@ -6203,6 +6717,12 @@
                 <w:rFonts w:ascii="Times New Roman" w:eastAsia="Times New Roman" w:hAnsi="Times New Roman" w:cs="Times New Roman"/>
               </w:rPr>
             </w:pPr>
+            <w:r>
+              <w:rPr>
+                <w:rFonts w:ascii="Times New Roman" w:eastAsia="Times New Roman" w:hAnsi="Times New Roman" w:cs="Times New Roman"/>
+              </w:rPr>
+              <w:t>нет</w:t>
+            </w:r>
           </w:p>
         </w:tc>
         <w:tc>
@@ -6225,6 +6745,12 @@
                 <w:rFonts w:ascii="Times New Roman" w:eastAsia="Times New Roman" w:hAnsi="Times New Roman" w:cs="Times New Roman"/>
               </w:rPr>
             </w:pPr>
+            <w:r>
+              <w:rPr>
+                <w:rFonts w:ascii="Times New Roman" w:eastAsia="Times New Roman" w:hAnsi="Times New Roman" w:cs="Times New Roman"/>
+              </w:rPr>
+              <w:t>нет</w:t>
+            </w:r>
           </w:p>
         </w:tc>
         <w:tc>
@@ -6247,6 +6773,12 @@
                 <w:rFonts w:ascii="Times New Roman" w:eastAsia="Times New Roman" w:hAnsi="Times New Roman" w:cs="Times New Roman"/>
               </w:rPr>
             </w:pPr>
+            <w:r>
+              <w:rPr>
+                <w:rFonts w:ascii="Times New Roman" w:eastAsia="Times New Roman" w:hAnsi="Times New Roman" w:cs="Times New Roman"/>
+              </w:rPr>
+              <w:t>нет</w:t>
+            </w:r>
           </w:p>
         </w:tc>
         <w:tc>
@@ -6269,6 +6801,12 @@
                 <w:rFonts w:ascii="Times New Roman" w:eastAsia="Times New Roman" w:hAnsi="Times New Roman" w:cs="Times New Roman"/>
               </w:rPr>
             </w:pPr>
+            <w:r>
+              <w:rPr>
+                <w:rFonts w:ascii="Times New Roman" w:eastAsia="Times New Roman" w:hAnsi="Times New Roman" w:cs="Times New Roman"/>
+              </w:rPr>
+              <w:t>Нет</w:t>
+            </w:r>
           </w:p>
         </w:tc>
       </w:tr>
@@ -6412,6 +6950,12 @@
                 <w:rFonts w:ascii="Times New Roman" w:eastAsia="Times New Roman" w:hAnsi="Times New Roman" w:cs="Times New Roman"/>
               </w:rPr>
             </w:pPr>
+            <w:r>
+              <w:rPr>
+                <w:rFonts w:ascii="Times New Roman" w:eastAsia="Times New Roman" w:hAnsi="Times New Roman" w:cs="Times New Roman"/>
+              </w:rPr>
+              <w:t>нет</w:t>
+            </w:r>
           </w:p>
         </w:tc>
         <w:tc>
@@ -6434,6 +6978,12 @@
                 <w:rFonts w:ascii="Times New Roman" w:eastAsia="Times New Roman" w:hAnsi="Times New Roman" w:cs="Times New Roman"/>
               </w:rPr>
             </w:pPr>
+            <w:r>
+              <w:rPr>
+                <w:rFonts w:ascii="Times New Roman" w:eastAsia="Times New Roman" w:hAnsi="Times New Roman" w:cs="Times New Roman"/>
+              </w:rPr>
+              <w:t>нет</w:t>
+            </w:r>
           </w:p>
         </w:tc>
         <w:tc>
@@ -6456,6 +7006,12 @@
                 <w:rFonts w:ascii="Times New Roman" w:eastAsia="Times New Roman" w:hAnsi="Times New Roman" w:cs="Times New Roman"/>
               </w:rPr>
             </w:pPr>
+            <w:r>
+              <w:rPr>
+                <w:rFonts w:ascii="Times New Roman" w:eastAsia="Times New Roman" w:hAnsi="Times New Roman" w:cs="Times New Roman"/>
+              </w:rPr>
+              <w:t>нет</w:t>
+            </w:r>
           </w:p>
         </w:tc>
         <w:tc>
@@ -6478,6 +7034,12 @@
                 <w:rFonts w:ascii="Times New Roman" w:eastAsia="Times New Roman" w:hAnsi="Times New Roman" w:cs="Times New Roman"/>
               </w:rPr>
             </w:pPr>
+            <w:r>
+              <w:rPr>
+                <w:rFonts w:ascii="Times New Roman" w:eastAsia="Times New Roman" w:hAnsi="Times New Roman" w:cs="Times New Roman"/>
+              </w:rPr>
+              <w:t>нет</w:t>
+            </w:r>
           </w:p>
         </w:tc>
       </w:tr>
@@ -6708,7 +7270,13 @@
               <w:rPr>
                 <w:rFonts w:ascii="Times New Roman" w:eastAsia="Times New Roman" w:hAnsi="Times New Roman" w:cs="Times New Roman"/>
               </w:rPr>
-              <w:t>нет</w:t>
+              <w:t>Н</w:t>
+            </w:r>
+            <w:r>
+              <w:rPr>
+                <w:rFonts w:ascii="Times New Roman" w:eastAsia="Times New Roman" w:hAnsi="Times New Roman" w:cs="Times New Roman"/>
+              </w:rPr>
+              <w:t>ет</w:t>
             </w:r>
           </w:p>
         </w:tc>
@@ -6766,11 +7334,15 @@
               <w:jc w:val="center"/>
               <w:rPr>
                 <w:rFonts w:ascii="Times New Roman" w:eastAsia="Times New Roman" w:hAnsi="Times New Roman" w:cs="Times New Roman"/>
-              </w:rPr>
-            </w:pPr>
-            <w:r>
-              <w:rPr>
-                <w:rFonts w:ascii="Times New Roman" w:eastAsia="Times New Roman" w:hAnsi="Times New Roman" w:cs="Times New Roman"/>
+                <w:sz w:val="20"/>
+                <w:szCs w:val="20"/>
+              </w:rPr>
+            </w:pPr>
+            <w:r>
+              <w:rPr>
+                <w:rFonts w:ascii="Times New Roman" w:eastAsia="Times New Roman" w:hAnsi="Times New Roman" w:cs="Times New Roman"/>
+                <w:sz w:val="20"/>
+                <w:szCs w:val="20"/>
               </w:rPr>
               <w:t>Использование ноутбука и телефона, душ</w:t>
             </w:r>
@@ -6794,11 +7366,15 @@
               <w:jc w:val="center"/>
               <w:rPr>
                 <w:rFonts w:ascii="Times New Roman" w:eastAsia="Times New Roman" w:hAnsi="Times New Roman" w:cs="Times New Roman"/>
-              </w:rPr>
-            </w:pPr>
-            <w:r>
-              <w:rPr>
-                <w:rFonts w:ascii="Times New Roman" w:eastAsia="Times New Roman" w:hAnsi="Times New Roman" w:cs="Times New Roman"/>
+                <w:sz w:val="20"/>
+                <w:szCs w:val="20"/>
+              </w:rPr>
+            </w:pPr>
+            <w:r>
+              <w:rPr>
+                <w:rFonts w:ascii="Times New Roman" w:eastAsia="Times New Roman" w:hAnsi="Times New Roman" w:cs="Times New Roman"/>
+                <w:sz w:val="20"/>
+                <w:szCs w:val="20"/>
               </w:rPr>
               <w:t>Использование ноутбука и телефона</w:t>
             </w:r>
@@ -6822,11 +7398,15 @@
               <w:jc w:val="center"/>
               <w:rPr>
                 <w:rFonts w:ascii="Times New Roman" w:eastAsia="Times New Roman" w:hAnsi="Times New Roman" w:cs="Times New Roman"/>
-              </w:rPr>
-            </w:pPr>
-            <w:r>
-              <w:rPr>
-                <w:rFonts w:ascii="Times New Roman" w:eastAsia="Times New Roman" w:hAnsi="Times New Roman" w:cs="Times New Roman"/>
+                <w:sz w:val="20"/>
+                <w:szCs w:val="20"/>
+              </w:rPr>
+            </w:pPr>
+            <w:r>
+              <w:rPr>
+                <w:rFonts w:ascii="Times New Roman" w:eastAsia="Times New Roman" w:hAnsi="Times New Roman" w:cs="Times New Roman"/>
+                <w:sz w:val="20"/>
+                <w:szCs w:val="20"/>
               </w:rPr>
               <w:t>Использование ноутбука и телефона</w:t>
             </w:r>
@@ -6850,8 +7430,18 @@
               <w:jc w:val="center"/>
               <w:rPr>
                 <w:rFonts w:ascii="Times New Roman" w:eastAsia="Times New Roman" w:hAnsi="Times New Roman" w:cs="Times New Roman"/>
-              </w:rPr>
-            </w:pPr>
+                <w:sz w:val="20"/>
+                <w:szCs w:val="20"/>
+              </w:rPr>
+            </w:pPr>
+            <w:r>
+              <w:rPr>
+                <w:rFonts w:ascii="Times New Roman" w:eastAsia="Times New Roman" w:hAnsi="Times New Roman" w:cs="Times New Roman"/>
+                <w:sz w:val="20"/>
+                <w:szCs w:val="20"/>
+              </w:rPr>
+              <w:t>Использование ноутбука и телефона</w:t>
+            </w:r>
           </w:p>
         </w:tc>
         <w:tc>
@@ -6872,8 +7462,26 @@
               <w:jc w:val="center"/>
               <w:rPr>
                 <w:rFonts w:ascii="Times New Roman" w:eastAsia="Times New Roman" w:hAnsi="Times New Roman" w:cs="Times New Roman"/>
-              </w:rPr>
-            </w:pPr>
+                <w:sz w:val="20"/>
+                <w:szCs w:val="20"/>
+              </w:rPr>
+            </w:pPr>
+            <w:r>
+              <w:rPr>
+                <w:rFonts w:ascii="Times New Roman" w:eastAsia="Times New Roman" w:hAnsi="Times New Roman" w:cs="Times New Roman"/>
+                <w:sz w:val="20"/>
+                <w:szCs w:val="20"/>
+              </w:rPr>
+              <w:t>Использование ноутбука и телефона</w:t>
+            </w:r>
+            <w:r>
+              <w:rPr>
+                <w:rFonts w:ascii="Times New Roman" w:eastAsia="Times New Roman" w:hAnsi="Times New Roman" w:cs="Times New Roman"/>
+                <w:sz w:val="20"/>
+                <w:szCs w:val="20"/>
+              </w:rPr>
+              <w:t>, душ</w:t>
+            </w:r>
           </w:p>
         </w:tc>
         <w:tc>
@@ -6894,8 +7502,18 @@
               <w:jc w:val="center"/>
               <w:rPr>
                 <w:rFonts w:ascii="Times New Roman" w:eastAsia="Times New Roman" w:hAnsi="Times New Roman" w:cs="Times New Roman"/>
-              </w:rPr>
-            </w:pPr>
+                <w:sz w:val="20"/>
+                <w:szCs w:val="20"/>
+              </w:rPr>
+            </w:pPr>
+            <w:r>
+              <w:rPr>
+                <w:rFonts w:ascii="Times New Roman" w:eastAsia="Times New Roman" w:hAnsi="Times New Roman" w:cs="Times New Roman"/>
+                <w:sz w:val="20"/>
+                <w:szCs w:val="20"/>
+              </w:rPr>
+              <w:t>Использование ноутбука и телефона</w:t>
+            </w:r>
           </w:p>
         </w:tc>
         <w:tc>
@@ -6916,8 +7534,18 @@
               <w:jc w:val="center"/>
               <w:rPr>
                 <w:rFonts w:ascii="Times New Roman" w:eastAsia="Times New Roman" w:hAnsi="Times New Roman" w:cs="Times New Roman"/>
-              </w:rPr>
-            </w:pPr>
+                <w:sz w:val="20"/>
+                <w:szCs w:val="20"/>
+              </w:rPr>
+            </w:pPr>
+            <w:r>
+              <w:rPr>
+                <w:rFonts w:ascii="Times New Roman" w:eastAsia="Times New Roman" w:hAnsi="Times New Roman" w:cs="Times New Roman"/>
+                <w:sz w:val="20"/>
+                <w:szCs w:val="20"/>
+              </w:rPr>
+              <w:t>Использование ноутбука и телефона, душ</w:t>
+            </w:r>
           </w:p>
         </w:tc>
       </w:tr>
@@ -7086,14 +7714,42 @@
                 <w:between w:val="nil"/>
               </w:pBdr>
               <w:spacing w:after="0" w:line="240" w:lineRule="auto"/>
-              <w:jc w:val="center"/>
-              <w:rPr>
-                <w:rFonts w:ascii="Times New Roman" w:eastAsia="Times New Roman" w:hAnsi="Times New Roman" w:cs="Times New Roman"/>
-                <w:b/>
+              <w:ind w:firstLine="743"/>
+              <w:jc w:val="both"/>
+              <w:rPr>
+                <w:rFonts w:ascii="Times New Roman" w:eastAsia="Times New Roman" w:hAnsi="Times New Roman" w:cs="Times New Roman"/>
+                <w:bCs/>
                 <w:sz w:val="24"/>
                 <w:szCs w:val="24"/>
               </w:rPr>
             </w:pPr>
+            <w:r>
+              <w:rPr>
+                <w:rFonts w:ascii="Times New Roman" w:eastAsia="Times New Roman" w:hAnsi="Times New Roman" w:cs="Times New Roman"/>
+                <w:bCs/>
+                <w:sz w:val="24"/>
+                <w:szCs w:val="24"/>
+              </w:rPr>
+              <w:t xml:space="preserve">За время исследования сна я обнаружил, что его структура зависит от расписания: даже если вставать </w:t>
+            </w:r>
+            <w:r>
+              <w:rPr>
+                <w:rFonts w:ascii="Times New Roman" w:eastAsia="Times New Roman" w:hAnsi="Times New Roman" w:cs="Times New Roman"/>
+                <w:bCs/>
+                <w:sz w:val="24"/>
+                <w:szCs w:val="24"/>
+              </w:rPr>
+              <w:t xml:space="preserve">на пару </w:t>
+            </w:r>
+            <w:r>
+              <w:rPr>
+                <w:rFonts w:ascii="Times New Roman" w:eastAsia="Times New Roman" w:hAnsi="Times New Roman" w:cs="Times New Roman"/>
+                <w:bCs/>
+                <w:sz w:val="24"/>
+                <w:szCs w:val="24"/>
+              </w:rPr>
+              <w:t xml:space="preserve">в 7, ложусь спать я не раньше 23 – из-за этого часто не удаётся спать норму часов. Поздний отход ко сну объясняется соседом, который ведёт ночной образ жизни из-за пар вечером. Следующей прослеживается корреляция между плохим настроением и сном меньше 6 часов. </w:t>
+            </w:r>
           </w:p>
           <w:p>
             <w:pPr>
@@ -7106,14 +7762,51 @@
                 <w:between w:val="nil"/>
               </w:pBdr>
               <w:spacing w:after="0" w:line="240" w:lineRule="auto"/>
-              <w:jc w:val="center"/>
-              <w:rPr>
-                <w:rFonts w:ascii="Times New Roman" w:eastAsia="Times New Roman" w:hAnsi="Times New Roman" w:cs="Times New Roman"/>
-                <w:b/>
+              <w:ind w:firstLine="743"/>
+              <w:jc w:val="both"/>
+              <w:rPr>
+                <w:rFonts w:ascii="Times New Roman" w:eastAsia="Times New Roman" w:hAnsi="Times New Roman" w:cs="Times New Roman"/>
+                <w:bCs/>
                 <w:sz w:val="24"/>
                 <w:szCs w:val="24"/>
               </w:rPr>
             </w:pPr>
+            <w:r>
+              <w:rPr>
+                <w:rFonts w:ascii="Times New Roman" w:eastAsia="Times New Roman" w:hAnsi="Times New Roman" w:cs="Times New Roman"/>
+                <w:bCs/>
+                <w:sz w:val="24"/>
+                <w:szCs w:val="24"/>
+              </w:rPr>
+              <w:t xml:space="preserve">Наличие чая (крепкого чёрного) никак не влияло на качество сна, использование гаджетов в текущей выборке оценить невозможно: это необходимые для учёбы устройства. Исключить влияние этого фактора </w:t>
+            </w:r>
+            <w:r>
+              <w:rPr>
+                <w:rFonts w:ascii="Times New Roman" w:eastAsia="Times New Roman" w:hAnsi="Times New Roman" w:cs="Times New Roman"/>
+                <w:bCs/>
+                <w:sz w:val="24"/>
+                <w:szCs w:val="24"/>
+              </w:rPr>
+              <w:t>воз</w:t>
+            </w:r>
+            <w:r>
+              <w:rPr>
+                <w:rFonts w:ascii="Times New Roman" w:eastAsia="Times New Roman" w:hAnsi="Times New Roman" w:cs="Times New Roman"/>
+                <w:bCs/>
+                <w:sz w:val="24"/>
+                <w:szCs w:val="24"/>
+              </w:rPr>
+              <w:t xml:space="preserve">можно только </w:t>
+            </w:r>
+            <w:r>
+              <w:rPr>
+                <w:rFonts w:ascii="Times New Roman" w:eastAsia="Times New Roman" w:hAnsi="Times New Roman" w:cs="Times New Roman"/>
+                <w:bCs/>
+                <w:sz w:val="24"/>
+                <w:szCs w:val="24"/>
+              </w:rPr>
+              <w:t>перестав учиться.</w:t>
+            </w:r>
           </w:p>
           <w:p>
             <w:pPr>
@@ -7126,14 +7819,24 @@
                 <w:between w:val="nil"/>
               </w:pBdr>
               <w:spacing w:after="0" w:line="240" w:lineRule="auto"/>
-              <w:jc w:val="center"/>
-              <w:rPr>
-                <w:rFonts w:ascii="Times New Roman" w:eastAsia="Times New Roman" w:hAnsi="Times New Roman" w:cs="Times New Roman"/>
-                <w:b/>
+              <w:ind w:firstLine="743"/>
+              <w:jc w:val="both"/>
+              <w:rPr>
+                <w:rFonts w:ascii="Times New Roman" w:eastAsia="Times New Roman" w:hAnsi="Times New Roman" w:cs="Times New Roman"/>
+                <w:bCs/>
                 <w:sz w:val="24"/>
                 <w:szCs w:val="24"/>
               </w:rPr>
             </w:pPr>
+            <w:r>
+              <w:rPr>
+                <w:rFonts w:ascii="Times New Roman" w:eastAsia="Times New Roman" w:hAnsi="Times New Roman" w:cs="Times New Roman"/>
+                <w:bCs/>
+                <w:sz w:val="24"/>
+                <w:szCs w:val="24"/>
+              </w:rPr>
+              <w:t>Сон очень важен для текущего образа жизни, от его количества зависит продуктивность днём.</w:t>
+            </w:r>
           </w:p>
         </w:tc>
         <w:tc>
@@ -7176,13 +7879,122 @@
               <w:t>Желаемое качество сна (ЖКС)</w:t>
             </w:r>
           </w:p>
+          <w:p>
+            <w:pPr>
+              <w:widowControl w:val="0"/>
+              <w:pBdr>
+                <w:top w:val="nil"/>
+                <w:left w:val="nil"/>
+                <w:bottom w:val="nil"/>
+                <w:right w:val="nil"/>
+                <w:between w:val="nil"/>
+              </w:pBdr>
+              <w:spacing w:after="0" w:line="240" w:lineRule="auto"/>
+              <w:ind w:firstLine="653"/>
+              <w:jc w:val="both"/>
+              <w:rPr>
+                <w:rFonts w:ascii="Times New Roman" w:eastAsia="Times New Roman" w:hAnsi="Times New Roman" w:cs="Times New Roman"/>
+                <w:bCs/>
+                <w:sz w:val="24"/>
+                <w:szCs w:val="24"/>
+              </w:rPr>
+            </w:pPr>
+            <w:r>
+              <w:rPr>
+                <w:rFonts w:ascii="Times New Roman" w:eastAsia="Times New Roman" w:hAnsi="Times New Roman" w:cs="Times New Roman"/>
+                <w:bCs/>
+                <w:sz w:val="24"/>
+                <w:szCs w:val="24"/>
+              </w:rPr>
+              <w:t xml:space="preserve">Желаемым для меня является сон в 9-10 часов, именно столько, не больше и не меньше, мне нужно, чтобы активно работать и думать весь день. Для реализации мне необходимо либо переехать (очень затруднительно), либо поменять расписание соседу (невозможно), либо выселить соседа (также невозможно). </w:t>
+            </w:r>
+          </w:p>
+          <w:p>
+            <w:pPr>
+              <w:widowControl w:val="0"/>
+              <w:pBdr>
+                <w:top w:val="nil"/>
+                <w:left w:val="nil"/>
+                <w:bottom w:val="nil"/>
+                <w:right w:val="nil"/>
+                <w:between w:val="nil"/>
+              </w:pBdr>
+              <w:spacing w:after="0" w:line="240" w:lineRule="auto"/>
+              <w:ind w:firstLine="653"/>
+              <w:jc w:val="both"/>
+              <w:rPr>
+                <w:rFonts w:ascii="Times New Roman" w:eastAsia="Times New Roman" w:hAnsi="Times New Roman" w:cs="Times New Roman"/>
+                <w:bCs/>
+                <w:sz w:val="24"/>
+                <w:szCs w:val="24"/>
+              </w:rPr>
+            </w:pPr>
+            <w:r>
+              <w:rPr>
+                <w:rFonts w:ascii="Times New Roman" w:eastAsia="Times New Roman" w:hAnsi="Times New Roman" w:cs="Times New Roman"/>
+                <w:bCs/>
+                <w:sz w:val="24"/>
+                <w:szCs w:val="24"/>
+              </w:rPr>
+              <w:t xml:space="preserve">Я бы хотел засыпать уставшим и спокойным (по большей части это выполняется), а вот просыпаться без сильного желания лечь обратно. Для последнего достаточно ложиться раньше и всегда проветривать и охлаждать комнату перед сном. </w:t>
+            </w:r>
+          </w:p>
+          <w:p>
+            <w:pPr>
+              <w:widowControl w:val="0"/>
+              <w:pBdr>
+                <w:top w:val="nil"/>
+                <w:left w:val="nil"/>
+                <w:bottom w:val="nil"/>
+                <w:right w:val="nil"/>
+                <w:between w:val="nil"/>
+              </w:pBdr>
+              <w:spacing w:after="0" w:line="240" w:lineRule="auto"/>
+              <w:ind w:firstLine="653"/>
+              <w:jc w:val="both"/>
+              <w:rPr>
+                <w:rFonts w:ascii="Times New Roman" w:eastAsia="Times New Roman" w:hAnsi="Times New Roman" w:cs="Times New Roman"/>
+                <w:bCs/>
+                <w:sz w:val="24"/>
+                <w:szCs w:val="24"/>
+              </w:rPr>
+            </w:pPr>
+            <w:r>
+              <w:rPr>
+                <w:rFonts w:ascii="Times New Roman" w:eastAsia="Times New Roman" w:hAnsi="Times New Roman" w:cs="Times New Roman"/>
+                <w:bCs/>
+                <w:sz w:val="24"/>
+                <w:szCs w:val="24"/>
+              </w:rPr>
+              <w:t>Причины позднего отхода ко сну были названы ранее: сосед не желает вставать и ложиться рано.</w:t>
+            </w:r>
+            <w:r>
+              <w:rPr>
+                <w:rFonts w:ascii="Times New Roman" w:eastAsia="Times New Roman" w:hAnsi="Times New Roman" w:cs="Times New Roman"/>
+                <w:bCs/>
+                <w:sz w:val="24"/>
+                <w:szCs w:val="24"/>
+              </w:rPr>
+              <w:t xml:space="preserve"> Возможным решением этой проблемы будет поговорить с её источником в очередной раз</w:t>
+            </w:r>
+            <w:r>
+              <w:rPr>
+                <w:rFonts w:ascii="Times New Roman" w:eastAsia="Times New Roman" w:hAnsi="Times New Roman" w:cs="Times New Roman"/>
+                <w:bCs/>
+                <w:sz w:val="24"/>
+                <w:szCs w:val="24"/>
+              </w:rPr>
+              <w:t xml:space="preserve"> и попробовать отправлять его учиться в столовую или коворкинг общежития ночью.</w:t>
+            </w:r>
+          </w:p>
         </w:tc>
       </w:tr>
     </w:tbl>
     <w:p>
       <w:pPr>
-        <w:spacing w:after="0" w:line="360" w:lineRule="auto"/>
-        <w:jc w:val="center"/>
+        <w:spacing w:after="0" w:line="240" w:lineRule="auto"/>
+        <w:ind w:firstLine="709"/>
+        <w:jc w:val="both"/>
         <w:rPr>
           <w:rFonts w:ascii="Times New Roman" w:eastAsia="Times New Roman" w:hAnsi="Times New Roman" w:cs="Times New Roman"/>
           <w:b/>
@@ -7193,46 +8005,12 @@
     </w:p>
     <w:p>
       <w:pPr>
-        <w:spacing w:after="0" w:line="360" w:lineRule="auto"/>
-        <w:jc w:val="center"/>
+        <w:spacing w:after="0" w:line="240" w:lineRule="auto"/>
+        <w:ind w:firstLine="709"/>
+        <w:jc w:val="both"/>
         <w:rPr>
           <w:rFonts w:ascii="Times New Roman" w:eastAsia="Times New Roman" w:hAnsi="Times New Roman" w:cs="Times New Roman"/>
-          <w:b/>
-          <w:sz w:val="24"/>
-          <w:szCs w:val="24"/>
-        </w:rPr>
-      </w:pPr>
-    </w:p>
-    <w:p>
-      <w:pPr>
-        <w:spacing w:after="0" w:line="360" w:lineRule="auto"/>
-        <w:rPr>
-          <w:rFonts w:ascii="Times New Roman" w:eastAsia="Times New Roman" w:hAnsi="Times New Roman" w:cs="Times New Roman"/>
-          <w:b/>
-          <w:sz w:val="24"/>
-          <w:szCs w:val="24"/>
-        </w:rPr>
-      </w:pPr>
-    </w:p>
-    <w:p>
-      <w:pPr>
-        <w:spacing w:after="0" w:line="360" w:lineRule="auto"/>
-        <w:jc w:val="center"/>
-        <w:rPr>
-          <w:rFonts w:ascii="Times New Roman" w:eastAsia="Times New Roman" w:hAnsi="Times New Roman" w:cs="Times New Roman"/>
-          <w:b/>
-          <w:sz w:val="24"/>
-          <w:szCs w:val="24"/>
-        </w:rPr>
-      </w:pPr>
-    </w:p>
-    <w:p>
-      <w:pPr>
-        <w:spacing w:after="0" w:line="360" w:lineRule="auto"/>
-        <w:ind w:left="720"/>
-        <w:rPr>
-          <w:rFonts w:ascii="Times New Roman" w:eastAsia="Times New Roman" w:hAnsi="Times New Roman" w:cs="Times New Roman"/>
-          <w:b/>
+          <w:bCs/>
           <w:sz w:val="24"/>
           <w:szCs w:val="24"/>
         </w:rPr>
@@ -7244,67 +8022,26 @@
           <w:sz w:val="24"/>
           <w:szCs w:val="24"/>
         </w:rPr>
-        <w:t xml:space="preserve">Основные выводы:  </w:t>
+        <w:t xml:space="preserve">Основные выводы: </w:t>
       </w:r>
-    </w:p>
-    <w:p>
-      <w:pPr>
-        <w:spacing w:after="0" w:line="360" w:lineRule="auto"/>
-        <w:jc w:val="center"/>
+      <w:r>
         <w:rPr>
           <w:rFonts w:ascii="Times New Roman" w:eastAsia="Times New Roman" w:hAnsi="Times New Roman" w:cs="Times New Roman"/>
-          <w:b/>
+          <w:bCs/>
           <w:sz w:val="24"/>
           <w:szCs w:val="24"/>
         </w:rPr>
-      </w:pPr>
-    </w:p>
-    <w:p>
-      <w:pPr>
-        <w:spacing w:after="0" w:line="360" w:lineRule="auto"/>
-        <w:jc w:val="center"/>
+        <w:t>за время выполнения работы я обнаружил, как я считаю, основную причину своего плохого настроения – недостаточное количество часов сна.</w:t>
+      </w:r>
+      <w:r>
         <w:rPr>
           <w:rFonts w:ascii="Times New Roman" w:eastAsia="Times New Roman" w:hAnsi="Times New Roman" w:cs="Times New Roman"/>
-          <w:b/>
+          <w:bCs/>
           <w:sz w:val="24"/>
           <w:szCs w:val="24"/>
         </w:rPr>
-      </w:pPr>
-    </w:p>
-    <w:p>
-      <w:pPr>
-        <w:spacing w:after="0" w:line="360" w:lineRule="auto"/>
-        <w:jc w:val="center"/>
-        <w:rPr>
-          <w:rFonts w:ascii="Times New Roman" w:eastAsia="Times New Roman" w:hAnsi="Times New Roman" w:cs="Times New Roman"/>
-          <w:b/>
-          <w:sz w:val="24"/>
-          <w:szCs w:val="24"/>
-        </w:rPr>
-      </w:pPr>
-    </w:p>
-    <w:p>
-      <w:pPr>
-        <w:spacing w:after="0" w:line="360" w:lineRule="auto"/>
-        <w:jc w:val="center"/>
-        <w:rPr>
-          <w:rFonts w:ascii="Times New Roman" w:eastAsia="Times New Roman" w:hAnsi="Times New Roman" w:cs="Times New Roman"/>
-          <w:b/>
-          <w:sz w:val="24"/>
-          <w:szCs w:val="24"/>
-        </w:rPr>
-      </w:pPr>
-    </w:p>
-    <w:p>
-      <w:pPr>
-        <w:spacing w:after="0" w:line="360" w:lineRule="auto"/>
-        <w:rPr>
-          <w:rFonts w:ascii="Times New Roman" w:eastAsia="Times New Roman" w:hAnsi="Times New Roman" w:cs="Times New Roman"/>
-          <w:b/>
-          <w:sz w:val="24"/>
-          <w:szCs w:val="24"/>
-        </w:rPr>
-      </w:pPr>
+        <w:t xml:space="preserve"> Также я выяснил, что чай не влияет на засыпание, а незакрытая штора и закрытая форточка – очень влияют на него. Самым сложным при выполнении работы, как и ожидалось, было засекать время отхода ко сну. </w:t>
+      </w:r>
     </w:p>
     <w:sectPr>
       <w:pgSz w:w="16838" w:h="11906" w:orient="landscape"/>
